--- a/homework/hw-05.docx
+++ b/homework/hw-05.docx
@@ -87,7 +87,7 @@
         <w:pStyle w:val="BodyText"/>
       </w:pPr>
       <w:r>
-        <w:t xml:space="preserve">This homework uses the Alaska traffic-crash data from Lab 5 — 20,000 real-world-style crash incidents.</w:t>
+        <w:t xml:space="preserve">This homework uses the Alaska traffic-crash data from Lab 4 — 20,000 real-world-style crash incidents.</w:t>
       </w:r>
       <w:r>
         <w:t xml:space="preserve"> </w:t>
@@ -99,14 +99,90 @@
         </w:rPr>
         <w:t xml:space="preserve">Our research question: do crashes involving an intoxicated driver injure more people than crashes that don’t?</w:t>
       </w:r>
-    </w:p>
-    <w:bookmarkStart w:id="20" w:name="part-1-import-and-clean"/>
+      <w:r>
+        <w:t xml:space="preserve"> </w:t>
+      </w:r>
+      <w:r>
+        <w:t xml:space="preserve">Every step below is one you ran in Lab 5, pointed at a new question.</w:t>
+      </w:r>
+    </w:p>
+    <w:p>
+      <w:pPr>
+        <w:pStyle w:val="BodyText"/>
+      </w:pPr>
+      <w:r>
+        <w:t xml:space="preserve">Start your script with:</w:t>
+      </w:r>
+    </w:p>
+    <w:p>
+      <w:pPr>
+        <w:pStyle w:val="SourceCode"/>
+      </w:pPr>
+      <w:r>
+        <w:rPr>
+          <w:rStyle w:val="FunctionTok"/>
+        </w:rPr>
+        <w:t xml:space="preserve">library</w:t>
+      </w:r>
+      <w:r>
+        <w:rPr>
+          <w:rStyle w:val="NormalTok"/>
+        </w:rPr>
+        <w:t xml:space="preserve">(tidyverse)</w:t>
+      </w:r>
+      <w:r>
+        <w:br/>
+      </w:r>
+      <w:r>
+        <w:rPr>
+          <w:rStyle w:val="NormalTok"/>
+        </w:rPr>
+        <w:t xml:space="preserve">crashes </w:t>
+      </w:r>
+      <w:r>
+        <w:rPr>
+          <w:rStyle w:val="OtherTok"/>
+        </w:rPr>
+        <w:t xml:space="preserve">&lt;-</w:t>
+      </w:r>
+      <w:r>
+        <w:rPr>
+          <w:rStyle w:val="NormalTok"/>
+        </w:rPr>
+        <w:t xml:space="preserve"> </w:t>
+      </w:r>
+      <w:r>
+        <w:rPr>
+          <w:rStyle w:val="FunctionTok"/>
+        </w:rPr>
+        <w:t xml:space="preserve">read_csv</w:t>
+      </w:r>
+      <w:r>
+        <w:rPr>
+          <w:rStyle w:val="NormalTok"/>
+        </w:rPr>
+        <w:t xml:space="preserve">(</w:t>
+      </w:r>
+      <w:r>
+        <w:rPr>
+          <w:rStyle w:val="StringTok"/>
+        </w:rPr>
+        <w:t xml:space="preserve">"https://smourtgos.github.io/crju705/data/crash-ak.csv"</w:t>
+      </w:r>
+      <w:r>
+        <w:rPr>
+          <w:rStyle w:val="NormalTok"/>
+        </w:rPr>
+        <w:t xml:space="preserve">)</w:t>
+      </w:r>
+    </w:p>
+    <w:bookmarkStart w:id="20" w:name="part-1-import-and-name-the-groups"/>
     <w:p>
       <w:pPr>
         <w:pStyle w:val="Heading2"/>
       </w:pPr>
       <w:r>
-        <w:t xml:space="preserve">Part 1: Import and Clean</w:t>
+        <w:t xml:space="preserve">Part 1: Import and Name the Groups</w:t>
       </w:r>
     </w:p>
     <w:p>
@@ -117,7 +193,69 @@
         </w:numPr>
       </w:pPr>
       <w:r>
-        <w:t xml:space="preserve">Import the crash data directly from the web:</w:t>
+        <w:t xml:space="preserve">Run</w:t>
+      </w:r>
+      <w:r>
+        <w:t xml:space="preserve"> </w:t>
+      </w:r>
+      <w:r>
+        <w:rPr>
+          <w:rStyle w:val="VerbatimChar"/>
+        </w:rPr>
+        <w:t xml:space="preserve">glimpse(crashes)</w:t>
+      </w:r>
+      <w:r>
+        <w:t xml:space="preserve">. The column</w:t>
+      </w:r>
+      <w:r>
+        <w:t xml:space="preserve"> </w:t>
+      </w:r>
+      <w:r>
+        <w:rPr>
+          <w:rStyle w:val="VerbatimChar"/>
+        </w:rPr>
+        <w:t xml:space="preserve">intox_any</w:t>
+      </w:r>
+      <w:r>
+        <w:t xml:space="preserve"> </w:t>
+      </w:r>
+      <w:r>
+        <w:t xml:space="preserve">is 1 when the driver was intoxicated and 0 when not.</w:t>
+      </w:r>
+    </w:p>
+    <w:p>
+      <w:pPr>
+        <w:numPr>
+          <w:ilvl w:val="0"/>
+          <w:numId w:val="1001"/>
+        </w:numPr>
+      </w:pPr>
+      <w:r>
+        <w:t xml:space="preserve">Copy this line into your script and run it. It labels each crash in words, so every later result reads</w:t>
+      </w:r>
+      <w:r>
+        <w:t xml:space="preserve"> </w:t>
+      </w:r>
+      <w:r>
+        <w:t xml:space="preserve">“Intoxicated”</w:t>
+      </w:r>
+      <w:r>
+        <w:t xml:space="preserve"> </w:t>
+      </w:r>
+      <w:r>
+        <w:t xml:space="preserve">and</w:t>
+      </w:r>
+      <w:r>
+        <w:t xml:space="preserve"> </w:t>
+      </w:r>
+      <w:r>
+        <w:t xml:space="preserve">“Sober”</w:t>
+      </w:r>
+      <w:r>
+        <w:t xml:space="preserve"> </w:t>
+      </w:r>
+      <w:r>
+        <w:t xml:space="preserve">instead of 1 and 0:</w:t>
       </w:r>
     </w:p>
     <w:p>
@@ -130,30 +268,51 @@
       </w:pPr>
       <w:r>
         <w:rPr>
+          <w:rStyle w:val="NormalTok"/>
+        </w:rPr>
+        <w:t xml:space="preserve">crashes </w:t>
+      </w:r>
+      <w:r>
+        <w:rPr>
+          <w:rStyle w:val="OtherTok"/>
+        </w:rPr>
+        <w:t xml:space="preserve">&lt;-</w:t>
+      </w:r>
+      <w:r>
+        <w:rPr>
+          <w:rStyle w:val="NormalTok"/>
+        </w:rPr>
+        <w:t xml:space="preserve"> crashes </w:t>
+      </w:r>
+      <w:r>
+        <w:rPr>
+          <w:rStyle w:val="SpecialCharTok"/>
+        </w:rPr>
+        <w:t xml:space="preserve">|&gt;</w:t>
+      </w:r>
+      <w:r>
+        <w:rPr>
+          <w:rStyle w:val="NormalTok"/>
+        </w:rPr>
+        <w:t xml:space="preserve"> </w:t>
+      </w:r>
+      <w:r>
+        <w:rPr>
           <w:rStyle w:val="FunctionTok"/>
         </w:rPr>
-        <w:t xml:space="preserve">library</w:t>
-      </w:r>
-      <w:r>
-        <w:rPr>
-          <w:rStyle w:val="NormalTok"/>
-        </w:rPr>
-        <w:t xml:space="preserve">(tidyverse)</w:t>
-      </w:r>
-      <w:r>
-        <w:br/>
-      </w:r>
-      <w:r>
-        <w:rPr>
-          <w:rStyle w:val="NormalTok"/>
-        </w:rPr>
-        <w:t xml:space="preserve">crashes </w:t>
-      </w:r>
-      <w:r>
-        <w:rPr>
-          <w:rStyle w:val="OtherTok"/>
-        </w:rPr>
-        <w:t xml:space="preserve">&lt;-</w:t>
+        <w:t xml:space="preserve">mutate</w:t>
+      </w:r>
+      <w:r>
+        <w:rPr>
+          <w:rStyle w:val="NormalTok"/>
+        </w:rPr>
+        <w:t xml:space="preserve">(</w:t>
+      </w:r>
+      <w:r>
+        <w:rPr>
+          <w:rStyle w:val="AttributeTok"/>
+        </w:rPr>
+        <w:t xml:space="preserve">intox =</w:t>
       </w:r>
       <w:r>
         <w:rPr>
@@ -165,25 +324,61 @@
         <w:rPr>
           <w:rStyle w:val="FunctionTok"/>
         </w:rPr>
-        <w:t xml:space="preserve">read_csv</w:t>
-      </w:r>
-      <w:r>
-        <w:rPr>
-          <w:rStyle w:val="NormalTok"/>
-        </w:rPr>
-        <w:t xml:space="preserve">(</w:t>
+        <w:t xml:space="preserve">if_else</w:t>
+      </w:r>
+      <w:r>
+        <w:rPr>
+          <w:rStyle w:val="NormalTok"/>
+        </w:rPr>
+        <w:t xml:space="preserve">(intox_any </w:t>
+      </w:r>
+      <w:r>
+        <w:rPr>
+          <w:rStyle w:val="SpecialCharTok"/>
+        </w:rPr>
+        <w:t xml:space="preserve">==</w:t>
+      </w:r>
+      <w:r>
+        <w:rPr>
+          <w:rStyle w:val="NormalTok"/>
+        </w:rPr>
+        <w:t xml:space="preserve"> </w:t>
+      </w:r>
+      <w:r>
+        <w:rPr>
+          <w:rStyle w:val="DecValTok"/>
+        </w:rPr>
+        <w:t xml:space="preserve">1</w:t>
+      </w:r>
+      <w:r>
+        <w:rPr>
+          <w:rStyle w:val="NormalTok"/>
+        </w:rPr>
+        <w:t xml:space="preserve">, </w:t>
       </w:r>
       <w:r>
         <w:rPr>
           <w:rStyle w:val="StringTok"/>
         </w:rPr>
-        <w:t xml:space="preserve">"https://smourtgos.github.io/crju705/data/crash-ak.csv"</w:t>
-      </w:r>
-      <w:r>
-        <w:rPr>
-          <w:rStyle w:val="NormalTok"/>
-        </w:rPr>
-        <w:t xml:space="preserve">)</w:t>
+        <w:t xml:space="preserve">"Intoxicated"</w:t>
+      </w:r>
+      <w:r>
+        <w:rPr>
+          <w:rStyle w:val="NormalTok"/>
+        </w:rPr>
+        <w:t xml:space="preserve">, </w:t>
+      </w:r>
+      <w:r>
+        <w:rPr>
+          <w:rStyle w:val="StringTok"/>
+        </w:rPr>
+        <w:t xml:space="preserve">"Sober"</w:t>
+      </w:r>
+      <w:r>
+        <w:rPr>
+          <w:rStyle w:val="NormalTok"/>
+        </w:rPr>
+        <w:t xml:space="preserve">))</w:t>
       </w:r>
     </w:p>
     <w:p>
@@ -194,7 +389,7 @@
         </w:numPr>
       </w:pPr>
       <w:r>
-        <w:t xml:space="preserve">Check what</w:t>
+        <w:t xml:space="preserve">Count the two groups with</w:t>
       </w:r>
       <w:r>
         <w:t xml:space="preserve"> </w:t>
@@ -203,13 +398,26 @@
         <w:rPr>
           <w:rStyle w:val="VerbatimChar"/>
         </w:rPr>
-        <w:t xml:space="preserve">read_csv()</w:t>
-      </w:r>
-      <w:r>
-        <w:t xml:space="preserve"> </w:t>
-      </w:r>
-      <w:r>
-        <w:t xml:space="preserve">guessed with</w:t>
+        <w:t xml:space="preserve">crashes |&gt; count(intox)</w:t>
+      </w:r>
+      <w:r>
+        <w:t xml:space="preserve">.</w:t>
+      </w:r>
+      <w:r>
+        <w:t xml:space="preserve"> </w:t>
+      </w:r>
+      <w:r>
+        <w:rPr>
+          <w:b/>
+          <w:bCs/>
+        </w:rPr>
+        <w:t xml:space="preserve">In a comment:</w:t>
+      </w:r>
+      <w:r>
+        <w:t xml:space="preserve"> </w:t>
+      </w:r>
+      <w:r>
+        <w:t xml:space="preserve">how many crashes are in each group? You will type these two numbers into</w:t>
       </w:r>
       <w:r>
         <w:t xml:space="preserve"> </w:t>
@@ -218,26 +426,49 @@
         <w:rPr>
           <w:rStyle w:val="VerbatimChar"/>
         </w:rPr>
-        <w:t xml:space="preserve">glimpse()</w:t>
-      </w:r>
-      <w:r>
-        <w:t xml:space="preserve">. One column that</w:t>
-      </w:r>
-      <w:r>
-        <w:t xml:space="preserve"> </w:t>
-      </w:r>
-      <w:r>
-        <w:rPr>
-          <w:i/>
-          <w:iCs/>
-        </w:rPr>
-        <w:t xml:space="preserve">should</w:t>
-      </w:r>
-      <w:r>
-        <w:t xml:space="preserve"> </w:t>
-      </w:r>
-      <w:r>
-        <w:t xml:space="preserve">be a date came in as plain text. Here is the fix, since we have not spent class time on importing:</w:t>
+        <w:t xml:space="preserve">prop.test()</w:t>
+      </w:r>
+      <w:r>
+        <w:t xml:space="preserve"> </w:t>
+      </w:r>
+      <w:r>
+        <w:t xml:space="preserve">in Part 5.</w:t>
+      </w:r>
+    </w:p>
+    <w:bookmarkEnd w:id="20"/>
+    <w:bookmarkStart w:id="21" w:name="part-2-point-estimates-and-spread"/>
+    <w:p>
+      <w:pPr>
+        <w:pStyle w:val="Heading2"/>
+      </w:pPr>
+      <w:r>
+        <w:t xml:space="preserve">Part 2: Point Estimates and Spread</w:t>
+      </w:r>
+    </w:p>
+    <w:p>
+      <w:pPr>
+        <w:numPr>
+          <w:ilvl w:val="0"/>
+          <w:numId w:val="1002"/>
+        </w:numPr>
+      </w:pPr>
+      <w:r>
+        <w:t xml:space="preserve">Get the mean and standard deviation of</w:t>
+      </w:r>
+      <w:r>
+        <w:t xml:space="preserve"> </w:t>
+      </w:r>
+      <w:r>
+        <w:rPr>
+          <w:rStyle w:val="VerbatimChar"/>
+        </w:rPr>
+        <w:t xml:space="preserve">injuries</w:t>
+      </w:r>
+      <w:r>
+        <w:t xml:space="preserve"> </w:t>
+      </w:r>
+      <w:r>
+        <w:t xml:space="preserve">for each group in one table:</w:t>
       </w:r>
     </w:p>
     <w:p>
@@ -256,33 +487,24 @@
       </w:r>
       <w:r>
         <w:rPr>
-          <w:rStyle w:val="OtherTok"/>
-        </w:rPr>
-        <w:t xml:space="preserve">&lt;-</w:t>
-      </w:r>
-      <w:r>
-        <w:rPr>
-          <w:rStyle w:val="NormalTok"/>
-        </w:rPr>
-        <w:t xml:space="preserve"> crashes </w:t>
-      </w:r>
-      <w:r>
-        <w:rPr>
           <w:rStyle w:val="SpecialCharTok"/>
         </w:rPr>
         <w:t xml:space="preserve">|&gt;</w:t>
       </w:r>
       <w:r>
-        <w:rPr>
-          <w:rStyle w:val="NormalTok"/>
-        </w:rPr>
-        <w:t xml:space="preserve"> </w:t>
+        <w:br/>
+      </w:r>
+      <w:r>
+        <w:rPr>
+          <w:rStyle w:val="NormalTok"/>
+        </w:rPr>
+        <w:t xml:space="preserve">  </w:t>
       </w:r>
       <w:r>
         <w:rPr>
           <w:rStyle w:val="FunctionTok"/>
         </w:rPr>
-        <w:t xml:space="preserve">mutate</w:t>
+        <w:t xml:space="preserve">summarize</w:t>
       </w:r>
       <w:r>
         <w:rPr>
@@ -294,7 +516,7 @@
         <w:rPr>
           <w:rStyle w:val="AttributeTok"/>
         </w:rPr>
-        <w:t xml:space="preserve">date =</w:t>
+        <w:t xml:space="preserve">mean_injuries =</w:t>
       </w:r>
       <w:r>
         <w:rPr>
@@ -306,118 +528,100 @@
         <w:rPr>
           <w:rStyle w:val="FunctionTok"/>
         </w:rPr>
-        <w:t xml:space="preserve">mdy</w:t>
-      </w:r>
-      <w:r>
-        <w:rPr>
-          <w:rStyle w:val="NormalTok"/>
-        </w:rPr>
-        <w:t xml:space="preserve">(date))</w:t>
-      </w:r>
-    </w:p>
-    <w:p>
-      <w:pPr>
-        <w:numPr>
-          <w:ilvl w:val="0"/>
-          <w:numId w:val="1000"/>
-        </w:numPr>
-      </w:pPr>
-      <w:r>
-        <w:t xml:space="preserve">Run it, then verify the parse worked with</w:t>
-      </w:r>
-      <w:r>
-        <w:t xml:space="preserve"> </w:t>
-      </w:r>
-      <w:r>
-        <w:rPr>
-          <w:rStyle w:val="VerbatimChar"/>
-        </w:rPr>
-        <w:t xml:space="preserve">sum(is.na(crashes$date))</w:t>
-      </w:r>
-      <w:r>
-        <w:t xml:space="preserve"> </w:t>
-      </w:r>
-      <w:r>
-        <w:t xml:space="preserve">— you want 0. In a comment, say what</w:t>
-      </w:r>
-      <w:r>
-        <w:t xml:space="preserve"> </w:t>
-      </w:r>
-      <w:r>
-        <w:rPr>
-          <w:rStyle w:val="VerbatimChar"/>
-        </w:rPr>
-        <w:t xml:space="preserve">mdy()</w:t>
-      </w:r>
-      <w:r>
-        <w:t xml:space="preserve"> </w:t>
-      </w:r>
-      <w:r>
-        <w:t xml:space="preserve">had to figure out.</w:t>
-      </w:r>
-    </w:p>
-    <w:p>
-      <w:pPr>
-        <w:numPr>
-          <w:ilvl w:val="0"/>
-          <w:numId w:val="1001"/>
-        </w:numPr>
-      </w:pPr>
-      <w:r>
-        <w:t xml:space="preserve">Create a</w:t>
-      </w:r>
-      <w:r>
-        <w:t xml:space="preserve"> </w:t>
-      </w:r>
-      <w:r>
-        <w:rPr>
-          <w:rStyle w:val="VerbatimChar"/>
-        </w:rPr>
-        <w:t xml:space="preserve">year</w:t>
-      </w:r>
-      <w:r>
-        <w:t xml:space="preserve"> </w:t>
-      </w:r>
-      <w:r>
-        <w:t xml:space="preserve">column from your parsed date and count crashes per year.</w:t>
-      </w:r>
-      <w:r>
-        <w:t xml:space="preserve"> </w:t>
-      </w:r>
-      <w:r>
-        <w:rPr>
-          <w:b/>
-          <w:bCs/>
-        </w:rPr>
-        <w:t xml:space="preserve">In a comment:</w:t>
-      </w:r>
-      <w:r>
-        <w:t xml:space="preserve"> </w:t>
-      </w:r>
-      <w:r>
-        <w:t xml:space="preserve">one year has almost no crashes — is that a data problem or something else? (Hint: check the latest date in the data with</w:t>
-      </w:r>
-      <w:r>
-        <w:t xml:space="preserve"> </w:t>
-      </w:r>
-      <w:r>
-        <w:rPr>
-          <w:rStyle w:val="VerbatimChar"/>
-        </w:rPr>
-        <w:t xml:space="preserve">max()</w:t>
-      </w:r>
-      <w:r>
-        <w:t xml:space="preserve">.)</w:t>
-      </w:r>
-    </w:p>
-    <w:bookmarkEnd w:id="20"/>
-    <w:bookmarkStart w:id="21" w:name="part-2-point-estimates"/>
-    <w:p>
-      <w:pPr>
-        <w:pStyle w:val="Heading2"/>
-      </w:pPr>
-      <w:r>
-        <w:t xml:space="preserve">Part 2: Point Estimates</w:t>
+        <w:t xml:space="preserve">mean</w:t>
+      </w:r>
+      <w:r>
+        <w:rPr>
+          <w:rStyle w:val="NormalTok"/>
+        </w:rPr>
+        <w:t xml:space="preserve">(injuries), </w:t>
+      </w:r>
+      <w:r>
+        <w:rPr>
+          <w:rStyle w:val="AttributeTok"/>
+        </w:rPr>
+        <w:t xml:space="preserve">sd_injuries =</w:t>
+      </w:r>
+      <w:r>
+        <w:rPr>
+          <w:rStyle w:val="NormalTok"/>
+        </w:rPr>
+        <w:t xml:space="preserve"> </w:t>
+      </w:r>
+      <w:r>
+        <w:rPr>
+          <w:rStyle w:val="FunctionTok"/>
+        </w:rPr>
+        <w:t xml:space="preserve">sd</w:t>
+      </w:r>
+      <w:r>
+        <w:rPr>
+          <w:rStyle w:val="NormalTok"/>
+        </w:rPr>
+        <w:t xml:space="preserve">(injuries), </w:t>
+      </w:r>
+      <w:r>
+        <w:rPr>
+          <w:rStyle w:val="AttributeTok"/>
+        </w:rPr>
+        <w:t xml:space="preserve">n =</w:t>
+      </w:r>
+      <w:r>
+        <w:rPr>
+          <w:rStyle w:val="NormalTok"/>
+        </w:rPr>
+        <w:t xml:space="preserve"> </w:t>
+      </w:r>
+      <w:r>
+        <w:rPr>
+          <w:rStyle w:val="FunctionTok"/>
+        </w:rPr>
+        <w:t xml:space="preserve">n</w:t>
+      </w:r>
+      <w:r>
+        <w:rPr>
+          <w:rStyle w:val="NormalTok"/>
+        </w:rPr>
+        <w:t xml:space="preserve">(), </w:t>
+      </w:r>
+      <w:r>
+        <w:rPr>
+          <w:rStyle w:val="AttributeTok"/>
+        </w:rPr>
+        <w:t xml:space="preserve">.by =</w:t>
+      </w:r>
+      <w:r>
+        <w:rPr>
+          <w:rStyle w:val="NormalTok"/>
+        </w:rPr>
+        <w:t xml:space="preserve"> intox) </w:t>
+      </w:r>
+      <w:r>
+        <w:rPr>
+          <w:rStyle w:val="SpecialCharTok"/>
+        </w:rPr>
+        <w:t xml:space="preserve">|&gt;</w:t>
+      </w:r>
+      <w:r>
+        <w:br/>
+      </w:r>
+      <w:r>
+        <w:rPr>
+          <w:rStyle w:val="NormalTok"/>
+        </w:rPr>
+        <w:t xml:space="preserve">  </w:t>
+      </w:r>
+      <w:r>
+        <w:rPr>
+          <w:rStyle w:val="FunctionTok"/>
+        </w:rPr>
+        <w:t xml:space="preserve">arrange</w:t>
+      </w:r>
+      <w:r>
+        <w:rPr>
+          <w:rStyle w:val="NormalTok"/>
+        </w:rPr>
+        <w:t xml:space="preserve">(intox)</w:t>
       </w:r>
     </w:p>
     <w:p>
@@ -428,7 +632,72 @@
         </w:numPr>
       </w:pPr>
       <w:r>
-        <w:t xml:space="preserve">Calculate the mean number of</w:t>
+        <w:rPr>
+          <w:b/>
+          <w:bCs/>
+        </w:rPr>
+        <w:t xml:space="preserve">In a comment:</w:t>
+      </w:r>
+      <w:r>
+        <w:t xml:space="preserve"> </w:t>
+      </w:r>
+      <w:r>
+        <w:t xml:space="preserve">write down each mean. Which group has the higher average injury count? Remember what these numbers are —</w:t>
+      </w:r>
+      <w:r>
+        <w:t xml:space="preserve"> </w:t>
+      </w:r>
+      <w:r>
+        <w:rPr>
+          <w:i/>
+          <w:iCs/>
+        </w:rPr>
+        <w:t xml:space="preserve">point estimates</w:t>
+      </w:r>
+      <w:r>
+        <w:t xml:space="preserve">, not the final word.</w:t>
+      </w:r>
+    </w:p>
+    <w:p>
+      <w:pPr>
+        <w:numPr>
+          <w:ilvl w:val="0"/>
+          <w:numId w:val="1002"/>
+        </w:numPr>
+      </w:pPr>
+      <w:r>
+        <w:rPr>
+          <w:b/>
+          <w:bCs/>
+        </w:rPr>
+        <w:t xml:space="preserve">In a comment:</w:t>
+      </w:r>
+      <w:r>
+        <w:t xml:space="preserve"> </w:t>
+      </w:r>
+      <w:r>
+        <w:t xml:space="preserve">compare the two standard deviations. Which group’s injury counts vary more?</w:t>
+      </w:r>
+    </w:p>
+    <w:bookmarkEnd w:id="21"/>
+    <w:bookmarkStart w:id="22" w:name="part-3-visualize"/>
+    <w:p>
+      <w:pPr>
+        <w:pStyle w:val="Heading2"/>
+      </w:pPr>
+      <w:r>
+        <w:t xml:space="preserve">Part 3: Visualize</w:t>
+      </w:r>
+    </w:p>
+    <w:p>
+      <w:pPr>
+        <w:numPr>
+          <w:ilvl w:val="0"/>
+          <w:numId w:val="1003"/>
+        </w:numPr>
+      </w:pPr>
+      <w:r>
+        <w:t xml:space="preserve">Make a boxplot of</w:t>
       </w:r>
       <w:r>
         <w:t xml:space="preserve"> </w:t>
@@ -443,25 +712,7 @@
         <w:t xml:space="preserve"> </w:t>
       </w:r>
       <w:r>
-        <w:t xml:space="preserve">separately for crashes with an intoxicated driver (</w:t>
-      </w:r>
-      <w:r>
-        <w:rPr>
-          <w:rStyle w:val="VerbatimChar"/>
-        </w:rPr>
-        <w:t xml:space="preserve">intox_any == 1</w:t>
-      </w:r>
-      <w:r>
-        <w:t xml:space="preserve">) and without (</w:t>
-      </w:r>
-      <w:r>
-        <w:rPr>
-          <w:rStyle w:val="VerbatimChar"/>
-        </w:rPr>
-        <w:t xml:space="preserve">intox_any == 0</w:t>
-      </w:r>
-      <w:r>
-        <w:t xml:space="preserve">). You can use the Lab 2 approach:</w:t>
+        <w:t xml:space="preserve">for the two groups:</w:t>
       </w:r>
     </w:p>
     <w:p>
@@ -474,113 +725,78 @@
       </w:pPr>
       <w:r>
         <w:rPr>
-          <w:rStyle w:val="NormalTok"/>
-        </w:rPr>
-        <w:t xml:space="preserve">crashes </w:t>
+          <w:rStyle w:val="FunctionTok"/>
+        </w:rPr>
+        <w:t xml:space="preserve">ggplot</w:t>
+      </w:r>
+      <w:r>
+        <w:rPr>
+          <w:rStyle w:val="NormalTok"/>
+        </w:rPr>
+        <w:t xml:space="preserve">(crashes, </w:t>
+      </w:r>
+      <w:r>
+        <w:rPr>
+          <w:rStyle w:val="FunctionTok"/>
+        </w:rPr>
+        <w:t xml:space="preserve">aes</w:t>
+      </w:r>
+      <w:r>
+        <w:rPr>
+          <w:rStyle w:val="NormalTok"/>
+        </w:rPr>
+        <w:t xml:space="preserve">(</w:t>
+      </w:r>
+      <w:r>
+        <w:rPr>
+          <w:rStyle w:val="AttributeTok"/>
+        </w:rPr>
+        <w:t xml:space="preserve">x =</w:t>
+      </w:r>
+      <w:r>
+        <w:rPr>
+          <w:rStyle w:val="NormalTok"/>
+        </w:rPr>
+        <w:t xml:space="preserve"> intox, </w:t>
+      </w:r>
+      <w:r>
+        <w:rPr>
+          <w:rStyle w:val="AttributeTok"/>
+        </w:rPr>
+        <w:t xml:space="preserve">y =</w:t>
+      </w:r>
+      <w:r>
+        <w:rPr>
+          <w:rStyle w:val="NormalTok"/>
+        </w:rPr>
+        <w:t xml:space="preserve"> injuries)) </w:t>
       </w:r>
       <w:r>
         <w:rPr>
           <w:rStyle w:val="SpecialCharTok"/>
         </w:rPr>
-        <w:t xml:space="preserve">|&gt;</w:t>
-      </w:r>
-      <w:r>
-        <w:rPr>
-          <w:rStyle w:val="NormalTok"/>
-        </w:rPr>
-        <w:t xml:space="preserve"> </w:t>
+        <w:t xml:space="preserve">+</w:t>
+      </w:r>
+      <w:r>
+        <w:br/>
+      </w:r>
+      <w:r>
+        <w:rPr>
+          <w:rStyle w:val="NormalTok"/>
+        </w:rPr>
+        <w:t xml:space="preserve">  </w:t>
       </w:r>
       <w:r>
         <w:rPr>
           <w:rStyle w:val="FunctionTok"/>
         </w:rPr>
-        <w:t xml:space="preserve">summarize</w:t>
-      </w:r>
-      <w:r>
-        <w:rPr>
-          <w:rStyle w:val="NormalTok"/>
-        </w:rPr>
-        <w:t xml:space="preserve">(</w:t>
-      </w:r>
-      <w:r>
-        <w:rPr>
-          <w:rStyle w:val="AttributeTok"/>
-        </w:rPr>
-        <w:t xml:space="preserve">mean_injuries =</w:t>
-      </w:r>
-      <w:r>
-        <w:rPr>
-          <w:rStyle w:val="NormalTok"/>
-        </w:rPr>
-        <w:t xml:space="preserve"> </w:t>
-      </w:r>
-      <w:r>
-        <w:rPr>
-          <w:rStyle w:val="FunctionTok"/>
-        </w:rPr>
-        <w:t xml:space="preserve">mean</w:t>
-      </w:r>
-      <w:r>
-        <w:rPr>
-          <w:rStyle w:val="NormalTok"/>
-        </w:rPr>
-        <w:t xml:space="preserve">(injuries), </w:t>
-      </w:r>
-      <w:r>
-        <w:rPr>
-          <w:rStyle w:val="AttributeTok"/>
-        </w:rPr>
-        <w:t xml:space="preserve">.by =</w:t>
-      </w:r>
-      <w:r>
-        <w:rPr>
-          <w:rStyle w:val="NormalTok"/>
-        </w:rPr>
-        <w:t xml:space="preserve"> intox_any)</w:t>
-      </w:r>
-    </w:p>
-    <w:p>
-      <w:pPr>
-        <w:numPr>
-          <w:ilvl w:val="0"/>
-          <w:numId w:val="1002"/>
-        </w:numPr>
-      </w:pPr>
-      <w:r>
-        <w:rPr>
-          <w:b/>
-          <w:bCs/>
-        </w:rPr>
-        <w:t xml:space="preserve">In a comment:</w:t>
-      </w:r>
-      <w:r>
-        <w:t xml:space="preserve"> </w:t>
-      </w:r>
-      <w:r>
-        <w:t xml:space="preserve">write down each mean. Which group has the higher average injury count? Remember what these numbers are —</w:t>
-      </w:r>
-      <w:r>
-        <w:t xml:space="preserve"> </w:t>
-      </w:r>
-      <w:r>
-        <w:rPr>
-          <w:i/>
-          <w:iCs/>
-        </w:rPr>
-        <w:t xml:space="preserve">point estimates</w:t>
-      </w:r>
-      <w:r>
-        <w:t xml:space="preserve">, not the final word.</w:t>
-      </w:r>
-    </w:p>
-    <w:bookmarkEnd w:id="21"/>
-    <w:bookmarkStart w:id="22" w:name="part-3-standard-deviations"/>
-    <w:p>
-      <w:pPr>
-        <w:pStyle w:val="Heading2"/>
-      </w:pPr>
-      <w:r>
-        <w:t xml:space="preserve">Part 3: Standard Deviations</w:t>
+        <w:t xml:space="preserve">geom_boxplot</w:t>
+      </w:r>
+      <w:r>
+        <w:rPr>
+          <w:rStyle w:val="NormalTok"/>
+        </w:rPr>
+        <w:t xml:space="preserve">()</w:t>
       </w:r>
     </w:p>
     <w:p>
@@ -591,59 +807,6 @@
         </w:numPr>
       </w:pPr>
       <w:r>
-        <w:t xml:space="preserve">Calculate the standard deviation of</w:t>
-      </w:r>
-      <w:r>
-        <w:t xml:space="preserve"> </w:t>
-      </w:r>
-      <w:r>
-        <w:rPr>
-          <w:rStyle w:val="VerbatimChar"/>
-        </w:rPr>
-        <w:t xml:space="preserve">injuries</w:t>
-      </w:r>
-      <w:r>
-        <w:t xml:space="preserve"> </w:t>
-      </w:r>
-      <w:r>
-        <w:t xml:space="preserve">for each group (add</w:t>
-      </w:r>
-      <w:r>
-        <w:t xml:space="preserve"> </w:t>
-      </w:r>
-      <w:r>
-        <w:rPr>
-          <w:rStyle w:val="VerbatimChar"/>
-        </w:rPr>
-        <w:t xml:space="preserve">sd()</w:t>
-      </w:r>
-      <w:r>
-        <w:t xml:space="preserve"> </w:t>
-      </w:r>
-      <w:r>
-        <w:t xml:space="preserve">to your</w:t>
-      </w:r>
-      <w:r>
-        <w:t xml:space="preserve"> </w:t>
-      </w:r>
-      <w:r>
-        <w:rPr>
-          <w:rStyle w:val="VerbatimChar"/>
-        </w:rPr>
-        <w:t xml:space="preserve">summarize()</w:t>
-      </w:r>
-      <w:r>
-        <w:t xml:space="preserve">).</w:t>
-      </w:r>
-    </w:p>
-    <w:p>
-      <w:pPr>
-        <w:numPr>
-          <w:ilvl w:val="0"/>
-          <w:numId w:val="1003"/>
-        </w:numPr>
-      </w:pPr>
-      <w:r>
         <w:rPr>
           <w:b/>
           <w:bCs/>
@@ -654,17 +817,42 @@
         <w:t xml:space="preserve"> </w:t>
       </w:r>
       <w:r>
-        <w:t xml:space="preserve">compare the variability. Which group’s injury counts vary more?</w:t>
+        <w:t xml:space="preserve">interpret the plot. Injury counts are small whole numbers, so the boxes look blocky — can you</w:t>
+      </w:r>
+      <w:r>
+        <w:t xml:space="preserve"> </w:t>
+      </w:r>
+      <w:r>
+        <w:rPr>
+          <w:i/>
+          <w:iCs/>
+        </w:rPr>
+        <w:t xml:space="preserve">see</w:t>
+      </w:r>
+      <w:r>
+        <w:t xml:space="preserve"> </w:t>
+      </w:r>
+      <w:r>
+        <w:t xml:space="preserve">a difference between the groups, or do you need inference to settle it?</w:t>
       </w:r>
     </w:p>
     <w:bookmarkEnd w:id="22"/>
-    <w:bookmarkStart w:id="23" w:name="part-4-visualize"/>
+    <w:bookmarkStart w:id="23" w:name="part-4-the-interval-with-t.test"/>
     <w:p>
       <w:pPr>
         <w:pStyle w:val="Heading2"/>
       </w:pPr>
       <w:r>
-        <w:t xml:space="preserve">Part 4: Visualize</w:t>
+        <w:t xml:space="preserve">Part 4: The Interval, with</w:t>
+      </w:r>
+      <w:r>
+        <w:t xml:space="preserve"> </w:t>
+      </w:r>
+      <w:r>
+        <w:rPr>
+          <w:rStyle w:val="VerbatimChar"/>
+        </w:rPr>
+        <w:t xml:space="preserve">t.test()</w:t>
       </w:r>
     </w:p>
     <w:p>
@@ -675,49 +863,7 @@
         </w:numPr>
       </w:pPr>
       <w:r>
-        <w:t xml:space="preserve">Create a boxplot of</w:t>
-      </w:r>
-      <w:r>
-        <w:t xml:space="preserve"> </w:t>
-      </w:r>
-      <w:r>
-        <w:rPr>
-          <w:rStyle w:val="VerbatimChar"/>
-        </w:rPr>
-        <w:t xml:space="preserve">injuries</w:t>
-      </w:r>
-      <w:r>
-        <w:t xml:space="preserve"> </w:t>
-      </w:r>
-      <w:r>
-        <w:t xml:space="preserve">for the two groups. Because</w:t>
-      </w:r>
-      <w:r>
-        <w:t xml:space="preserve"> </w:t>
-      </w:r>
-      <w:r>
-        <w:rPr>
-          <w:rStyle w:val="VerbatimChar"/>
-        </w:rPr>
-        <w:t xml:space="preserve">intox_any</w:t>
-      </w:r>
-      <w:r>
-        <w:t xml:space="preserve"> </w:t>
-      </w:r>
-      <w:r>
-        <w:t xml:space="preserve">is stored as 0/1, wrap it in</w:t>
-      </w:r>
-      <w:r>
-        <w:t xml:space="preserve"> </w:t>
-      </w:r>
-      <w:r>
-        <w:rPr>
-          <w:rStyle w:val="VerbatimChar"/>
-        </w:rPr>
-        <w:t xml:space="preserve">factor()</w:t>
-      </w:r>
-      <w:r>
-        <w:t xml:space="preserve">:</w:t>
+        <w:t xml:space="preserve">Run the two-sample t-test, exactly as in Lab 5:</w:t>
       </w:r>
     </w:p>
     <w:p>
@@ -732,88 +878,37 @@
         <w:rPr>
           <w:rStyle w:val="FunctionTok"/>
         </w:rPr>
-        <w:t xml:space="preserve">ggplot</w:t>
-      </w:r>
-      <w:r>
-        <w:rPr>
-          <w:rStyle w:val="NormalTok"/>
-        </w:rPr>
-        <w:t xml:space="preserve">(crashes, </w:t>
-      </w:r>
-      <w:r>
-        <w:rPr>
-          <w:rStyle w:val="FunctionTok"/>
-        </w:rPr>
-        <w:t xml:space="preserve">aes</w:t>
-      </w:r>
-      <w:r>
-        <w:rPr>
-          <w:rStyle w:val="NormalTok"/>
-        </w:rPr>
-        <w:t xml:space="preserve">(</w:t>
+        <w:t xml:space="preserve">t.test</w:t>
+      </w:r>
+      <w:r>
+        <w:rPr>
+          <w:rStyle w:val="NormalTok"/>
+        </w:rPr>
+        <w:t xml:space="preserve">(injuries </w:t>
+      </w:r>
+      <w:r>
+        <w:rPr>
+          <w:rStyle w:val="SpecialCharTok"/>
+        </w:rPr>
+        <w:t xml:space="preserve">~</w:t>
+      </w:r>
+      <w:r>
+        <w:rPr>
+          <w:rStyle w:val="NormalTok"/>
+        </w:rPr>
+        <w:t xml:space="preserve"> intox, </w:t>
       </w:r>
       <w:r>
         <w:rPr>
           <w:rStyle w:val="AttributeTok"/>
         </w:rPr>
-        <w:t xml:space="preserve">x =</w:t>
-      </w:r>
-      <w:r>
-        <w:rPr>
-          <w:rStyle w:val="NormalTok"/>
-        </w:rPr>
-        <w:t xml:space="preserve"> </w:t>
-      </w:r>
-      <w:r>
-        <w:rPr>
-          <w:rStyle w:val="FunctionTok"/>
-        </w:rPr>
-        <w:t xml:space="preserve">factor</w:t>
-      </w:r>
-      <w:r>
-        <w:rPr>
-          <w:rStyle w:val="NormalTok"/>
-        </w:rPr>
-        <w:t xml:space="preserve">(intox_any), </w:t>
-      </w:r>
-      <w:r>
-        <w:rPr>
-          <w:rStyle w:val="AttributeTok"/>
-        </w:rPr>
-        <w:t xml:space="preserve">y =</w:t>
-      </w:r>
-      <w:r>
-        <w:rPr>
-          <w:rStyle w:val="NormalTok"/>
-        </w:rPr>
-        <w:t xml:space="preserve"> injuries)) </w:t>
-      </w:r>
-      <w:r>
-        <w:rPr>
-          <w:rStyle w:val="SpecialCharTok"/>
-        </w:rPr>
-        <w:t xml:space="preserve">+</w:t>
-      </w:r>
-      <w:r>
-        <w:br/>
-      </w:r>
-      <w:r>
-        <w:rPr>
-          <w:rStyle w:val="NormalTok"/>
-        </w:rPr>
-        <w:t xml:space="preserve">  </w:t>
-      </w:r>
-      <w:r>
-        <w:rPr>
-          <w:rStyle w:val="FunctionTok"/>
-        </w:rPr>
-        <w:t xml:space="preserve">geom_boxplot</w:t>
-      </w:r>
-      <w:r>
-        <w:rPr>
-          <w:rStyle w:val="NormalTok"/>
-        </w:rPr>
-        <w:t xml:space="preserve">()</w:t>
+        <w:t xml:space="preserve">data =</w:t>
+      </w:r>
+      <w:r>
+        <w:rPr>
+          <w:rStyle w:val="NormalTok"/>
+        </w:rPr>
+        <w:t xml:space="preserve"> crashes)</w:t>
       </w:r>
     </w:p>
     <w:p>
@@ -834,33 +929,51 @@
         <w:t xml:space="preserve"> </w:t>
       </w:r>
       <w:r>
-        <w:t xml:space="preserve">interpret the plot. Injury counts are small whole numbers, so the boxes look blocky — can you</w:t>
-      </w:r>
-      <w:r>
-        <w:t xml:space="preserve"> </w:t>
-      </w:r>
-      <w:r>
-        <w:rPr>
-          <w:i/>
-          <w:iCs/>
-        </w:rPr>
-        <w:t xml:space="preserve">see</w:t>
-      </w:r>
-      <w:r>
-        <w:t xml:space="preserve"> </w:t>
-      </w:r>
-      <w:r>
-        <w:t xml:space="preserve">a difference between the groups, or do you need inference to settle it?</w:t>
+        <w:t xml:space="preserve">copy down the 95% confidence interval. Does it include 0? Then do the direction check from lab: the output lists Intoxicated first, so the interval is</w:t>
+      </w:r>
+      <w:r>
+        <w:t xml:space="preserve"> </w:t>
+      </w:r>
+      <w:r>
+        <w:rPr>
+          <w:b/>
+          <w:bCs/>
+        </w:rPr>
+        <w:t xml:space="preserve">Intoxicated minus Sober</w:t>
+      </w:r>
+      <w:r>
+        <w:t xml:space="preserve">. Confirm that its sign agrees with the two group means at the bottom of the output.</w:t>
+      </w:r>
+    </w:p>
+    <w:p>
+      <w:pPr>
+        <w:numPr>
+          <w:ilvl w:val="0"/>
+          <w:numId w:val="1004"/>
+        </w:numPr>
+      </w:pPr>
+      <w:r>
+        <w:rPr>
+          <w:b/>
+          <w:bCs/>
+        </w:rPr>
+        <w:t xml:space="preserve">In a comment:</w:t>
+      </w:r>
+      <w:r>
+        <w:t xml:space="preserve"> </w:t>
+      </w:r>
+      <w:r>
+        <w:t xml:space="preserve">say what the interval means in words, the way we did in class: about how many more (or fewer) injuries per crash, and does the data settle the direction?</w:t>
       </w:r>
     </w:p>
     <w:bookmarkEnd w:id="23"/>
-    <w:bookmarkStart w:id="24" w:name="part-5-sampling-variability"/>
+    <w:bookmarkStart w:id="24" w:name="part-5-a-proportion-for-practice"/>
     <w:p>
       <w:pPr>
         <w:pStyle w:val="Heading2"/>
       </w:pPr>
       <w:r>
-        <w:t xml:space="preserve">Part 5: Sampling Variability</w:t>
+        <w:t xml:space="preserve">Part 5: A Proportion, for Practice</w:t>
       </w:r>
     </w:p>
     <w:p>
@@ -871,379 +984,32 @@
         </w:numPr>
       </w:pPr>
       <w:r>
-        <w:t xml:space="preserve">Resample each group (with replacement, at its full size) 100 times and compute the distribution of differences in mean injuries (intoxicated − sober), as we did in class:</w:t>
-      </w:r>
-    </w:p>
-    <w:p>
-      <w:pPr>
-        <w:pStyle w:val="SourceCode"/>
-        <w:numPr>
-          <w:ilvl w:val="0"/>
-          <w:numId w:val="1000"/>
-        </w:numPr>
-      </w:pPr>
-      <w:r>
-        <w:rPr>
-          <w:rStyle w:val="FunctionTok"/>
-        </w:rPr>
-        <w:t xml:space="preserve">set.seed</w:t>
-      </w:r>
-      <w:r>
-        <w:rPr>
-          <w:rStyle w:val="NormalTok"/>
-        </w:rPr>
-        <w:t xml:space="preserve">(</w:t>
-      </w:r>
-      <w:r>
-        <w:rPr>
-          <w:rStyle w:val="DecValTok"/>
-        </w:rPr>
-        <w:t xml:space="preserve">705</w:t>
-      </w:r>
-      <w:r>
-        <w:rPr>
-          <w:rStyle w:val="NormalTok"/>
-        </w:rPr>
-        <w:t xml:space="preserve">)</w:t>
-      </w:r>
-      <w:r>
-        <w:br/>
-      </w:r>
-      <w:r>
-        <w:rPr>
-          <w:rStyle w:val="NormalTok"/>
-        </w:rPr>
-        <w:t xml:space="preserve">sober </w:t>
-      </w:r>
-      <w:r>
-        <w:rPr>
-          <w:rStyle w:val="OtherTok"/>
-        </w:rPr>
-        <w:t xml:space="preserve">&lt;-</w:t>
-      </w:r>
-      <w:r>
-        <w:rPr>
-          <w:rStyle w:val="NormalTok"/>
-        </w:rPr>
-        <w:t xml:space="preserve"> crashes</w:t>
-      </w:r>
-      <w:r>
-        <w:rPr>
-          <w:rStyle w:val="SpecialCharTok"/>
-        </w:rPr>
-        <w:t xml:space="preserve">$</w:t>
-      </w:r>
-      <w:r>
-        <w:rPr>
-          <w:rStyle w:val="NormalTok"/>
-        </w:rPr>
-        <w:t xml:space="preserve">injuries[crashes</w:t>
-      </w:r>
-      <w:r>
-        <w:rPr>
-          <w:rStyle w:val="SpecialCharTok"/>
-        </w:rPr>
-        <w:t xml:space="preserve">$</w:t>
-      </w:r>
-      <w:r>
-        <w:rPr>
-          <w:rStyle w:val="NormalTok"/>
-        </w:rPr>
-        <w:t xml:space="preserve">intox_any </w:t>
-      </w:r>
-      <w:r>
-        <w:rPr>
-          <w:rStyle w:val="SpecialCharTok"/>
-        </w:rPr>
-        <w:t xml:space="preserve">==</w:t>
-      </w:r>
-      <w:r>
-        <w:rPr>
-          <w:rStyle w:val="NormalTok"/>
-        </w:rPr>
-        <w:t xml:space="preserve"> </w:t>
-      </w:r>
-      <w:r>
-        <w:rPr>
-          <w:rStyle w:val="DecValTok"/>
-        </w:rPr>
-        <w:t xml:space="preserve">0</w:t>
-      </w:r>
-      <w:r>
-        <w:rPr>
-          <w:rStyle w:val="NormalTok"/>
-        </w:rPr>
-        <w:t xml:space="preserve">]</w:t>
-      </w:r>
-      <w:r>
-        <w:br/>
-      </w:r>
-      <w:r>
-        <w:rPr>
-          <w:rStyle w:val="NormalTok"/>
-        </w:rPr>
-        <w:t xml:space="preserve">intox </w:t>
-      </w:r>
-      <w:r>
-        <w:rPr>
-          <w:rStyle w:val="OtherTok"/>
-        </w:rPr>
-        <w:t xml:space="preserve">&lt;-</w:t>
-      </w:r>
-      <w:r>
-        <w:rPr>
-          <w:rStyle w:val="NormalTok"/>
-        </w:rPr>
-        <w:t xml:space="preserve"> crashes</w:t>
-      </w:r>
-      <w:r>
-        <w:rPr>
-          <w:rStyle w:val="SpecialCharTok"/>
-        </w:rPr>
-        <w:t xml:space="preserve">$</w:t>
-      </w:r>
-      <w:r>
-        <w:rPr>
-          <w:rStyle w:val="NormalTok"/>
-        </w:rPr>
-        <w:t xml:space="preserve">injuries[crashes</w:t>
-      </w:r>
-      <w:r>
-        <w:rPr>
-          <w:rStyle w:val="SpecialCharTok"/>
-        </w:rPr>
-        <w:t xml:space="preserve">$</w:t>
-      </w:r>
-      <w:r>
-        <w:rPr>
-          <w:rStyle w:val="NormalTok"/>
-        </w:rPr>
-        <w:t xml:space="preserve">intox_any </w:t>
-      </w:r>
-      <w:r>
-        <w:rPr>
-          <w:rStyle w:val="SpecialCharTok"/>
-        </w:rPr>
-        <w:t xml:space="preserve">==</w:t>
-      </w:r>
-      <w:r>
-        <w:rPr>
-          <w:rStyle w:val="NormalTok"/>
-        </w:rPr>
-        <w:t xml:space="preserve"> </w:t>
-      </w:r>
-      <w:r>
-        <w:rPr>
-          <w:rStyle w:val="DecValTok"/>
-        </w:rPr>
-        <w:t xml:space="preserve">1</w:t>
-      </w:r>
-      <w:r>
-        <w:rPr>
-          <w:rStyle w:val="NormalTok"/>
-        </w:rPr>
-        <w:t xml:space="preserve">]</w:t>
-      </w:r>
-      <w:r>
-        <w:br/>
-      </w:r>
-      <w:r>
-        <w:br/>
-      </w:r>
-      <w:r>
-        <w:rPr>
-          <w:rStyle w:val="NormalTok"/>
-        </w:rPr>
-        <w:t xml:space="preserve">mean_diffs </w:t>
-      </w:r>
-      <w:r>
-        <w:rPr>
-          <w:rStyle w:val="OtherTok"/>
-        </w:rPr>
-        <w:t xml:space="preserve">&lt;-</w:t>
-      </w:r>
-      <w:r>
-        <w:rPr>
-          <w:rStyle w:val="NormalTok"/>
-        </w:rPr>
-        <w:t xml:space="preserve"> </w:t>
-      </w:r>
-      <w:r>
-        <w:rPr>
-          <w:rStyle w:val="FunctionTok"/>
-        </w:rPr>
-        <w:t xml:space="preserve">replicate</w:t>
-      </w:r>
-      <w:r>
-        <w:rPr>
-          <w:rStyle w:val="NormalTok"/>
-        </w:rPr>
-        <w:t xml:space="preserve">(</w:t>
-      </w:r>
-      <w:r>
-        <w:rPr>
-          <w:rStyle w:val="DecValTok"/>
-        </w:rPr>
-        <w:t xml:space="preserve">100</w:t>
-      </w:r>
-      <w:r>
-        <w:rPr>
-          <w:rStyle w:val="NormalTok"/>
-        </w:rPr>
-        <w:t xml:space="preserve">, {</w:t>
-      </w:r>
-      <w:r>
-        <w:br/>
-      </w:r>
-      <w:r>
-        <w:rPr>
-          <w:rStyle w:val="NormalTok"/>
-        </w:rPr>
-        <w:t xml:space="preserve">  </w:t>
-      </w:r>
-      <w:r>
-        <w:rPr>
-          <w:rStyle w:val="FunctionTok"/>
-        </w:rPr>
-        <w:t xml:space="preserve">mean</w:t>
-      </w:r>
-      <w:r>
-        <w:rPr>
-          <w:rStyle w:val="NormalTok"/>
-        </w:rPr>
-        <w:t xml:space="preserve">(</w:t>
-      </w:r>
-      <w:r>
-        <w:rPr>
-          <w:rStyle w:val="FunctionTok"/>
-        </w:rPr>
-        <w:t xml:space="preserve">sample</w:t>
-      </w:r>
-      <w:r>
-        <w:rPr>
-          <w:rStyle w:val="NormalTok"/>
-        </w:rPr>
-        <w:t xml:space="preserve">(intox, </w:t>
-      </w:r>
-      <w:r>
-        <w:rPr>
-          <w:rStyle w:val="FunctionTok"/>
-        </w:rPr>
-        <w:t xml:space="preserve">length</w:t>
-      </w:r>
-      <w:r>
-        <w:rPr>
-          <w:rStyle w:val="NormalTok"/>
-        </w:rPr>
-        <w:t xml:space="preserve">(intox), </w:t>
-      </w:r>
-      <w:r>
-        <w:rPr>
-          <w:rStyle w:val="AttributeTok"/>
-        </w:rPr>
-        <w:t xml:space="preserve">replace =</w:t>
-      </w:r>
-      <w:r>
-        <w:rPr>
-          <w:rStyle w:val="NormalTok"/>
-        </w:rPr>
-        <w:t xml:space="preserve"> </w:t>
-      </w:r>
-      <w:r>
-        <w:rPr>
-          <w:rStyle w:val="ConstantTok"/>
-        </w:rPr>
-        <w:t xml:space="preserve">TRUE</w:t>
-      </w:r>
-      <w:r>
-        <w:rPr>
-          <w:rStyle w:val="NormalTok"/>
-        </w:rPr>
-        <w:t xml:space="preserve">)) </w:t>
-      </w:r>
-      <w:r>
-        <w:rPr>
-          <w:rStyle w:val="SpecialCharTok"/>
-        </w:rPr>
-        <w:t xml:space="preserve">-</w:t>
-      </w:r>
-      <w:r>
-        <w:br/>
-      </w:r>
-      <w:r>
-        <w:rPr>
-          <w:rStyle w:val="NormalTok"/>
-        </w:rPr>
-        <w:t xml:space="preserve">    </w:t>
-      </w:r>
-      <w:r>
-        <w:rPr>
-          <w:rStyle w:val="FunctionTok"/>
-        </w:rPr>
-        <w:t xml:space="preserve">mean</w:t>
-      </w:r>
-      <w:r>
-        <w:rPr>
-          <w:rStyle w:val="NormalTok"/>
-        </w:rPr>
-        <w:t xml:space="preserve">(</w:t>
-      </w:r>
-      <w:r>
-        <w:rPr>
-          <w:rStyle w:val="FunctionTok"/>
-        </w:rPr>
-        <w:t xml:space="preserve">sample</w:t>
-      </w:r>
-      <w:r>
-        <w:rPr>
-          <w:rStyle w:val="NormalTok"/>
-        </w:rPr>
-        <w:t xml:space="preserve">(sober, </w:t>
-      </w:r>
-      <w:r>
-        <w:rPr>
-          <w:rStyle w:val="FunctionTok"/>
-        </w:rPr>
-        <w:t xml:space="preserve">length</w:t>
-      </w:r>
-      <w:r>
-        <w:rPr>
-          <w:rStyle w:val="NormalTok"/>
-        </w:rPr>
-        <w:t xml:space="preserve">(sober), </w:t>
-      </w:r>
-      <w:r>
-        <w:rPr>
-          <w:rStyle w:val="AttributeTok"/>
-        </w:rPr>
-        <w:t xml:space="preserve">replace =</w:t>
-      </w:r>
-      <w:r>
-        <w:rPr>
-          <w:rStyle w:val="NormalTok"/>
-        </w:rPr>
-        <w:t xml:space="preserve"> </w:t>
-      </w:r>
-      <w:r>
-        <w:rPr>
-          <w:rStyle w:val="ConstantTok"/>
-        </w:rPr>
-        <w:t xml:space="preserve">TRUE</w:t>
-      </w:r>
-      <w:r>
-        <w:rPr>
-          <w:rStyle w:val="NormalTok"/>
-        </w:rPr>
-        <w:t xml:space="preserve">))</w:t>
-      </w:r>
-      <w:r>
-        <w:br/>
-      </w:r>
-      <w:r>
-        <w:rPr>
-          <w:rStyle w:val="NormalTok"/>
-        </w:rPr>
-        <w:t xml:space="preserve">})</w:t>
+        <w:t xml:space="preserve">Compute a 95% confidence interval for the</w:t>
+      </w:r>
+      <w:r>
+        <w:t xml:space="preserve"> </w:t>
+      </w:r>
+      <w:r>
+        <w:rPr>
+          <w:b/>
+          <w:bCs/>
+        </w:rPr>
+        <w:t xml:space="preserve">proportion of all crashes that involve an intoxicated driver</w:t>
+      </w:r>
+      <w:r>
+        <w:t xml:space="preserve">. Type the two numbers from your Part 1 count into</w:t>
+      </w:r>
+      <w:r>
+        <w:t xml:space="preserve"> </w:t>
+      </w:r>
+      <w:r>
+        <w:rPr>
+          <w:rStyle w:val="VerbatimChar"/>
+        </w:rPr>
+        <w:t xml:space="preserve">prop.test()</w:t>
+      </w:r>
+      <w:r>
+        <w:t xml:space="preserve">: how many intoxicated, out of how many crashes.</w:t>
       </w:r>
     </w:p>
     <w:p>
@@ -1254,44 +1020,6 @@
         </w:numPr>
       </w:pPr>
       <w:r>
-        <w:t xml:space="preserve">Plot a histogram of</w:t>
-      </w:r>
-      <w:r>
-        <w:t xml:space="preserve"> </w:t>
-      </w:r>
-      <w:r>
-        <w:rPr>
-          <w:rStyle w:val="VerbatimChar"/>
-        </w:rPr>
-        <w:t xml:space="preserve">mean_diffs</w:t>
-      </w:r>
-      <w:r>
-        <w:t xml:space="preserve"> </w:t>
-      </w:r>
-      <w:r>
-        <w:t xml:space="preserve">and compute</w:t>
-      </w:r>
-      <w:r>
-        <w:t xml:space="preserve"> </w:t>
-      </w:r>
-      <w:r>
-        <w:rPr>
-          <w:rStyle w:val="VerbatimChar"/>
-        </w:rPr>
-        <w:t xml:space="preserve">quantile(mean_diffs, c(0.025, 0.975))</w:t>
-      </w:r>
-      <w:r>
-        <w:t xml:space="preserve">.</w:t>
-      </w:r>
-    </w:p>
-    <w:p>
-      <w:pPr>
-        <w:numPr>
-          <w:ilvl w:val="0"/>
-          <w:numId w:val="1005"/>
-        </w:numPr>
-      </w:pPr>
-      <w:r>
         <w:rPr>
           <w:b/>
           <w:bCs/>
@@ -1302,275 +1030,85 @@
         <w:t xml:space="preserve"> </w:t>
       </w:r>
       <w:r>
-        <w:t xml:space="preserve">what does the spread of the histogram suggest? Are the resampled differences consistently on one side of zero?</w:t>
+        <w:t xml:space="preserve">report the interval in one</w:t>
+      </w:r>
+      <w:r>
+        <w:t xml:space="preserve"> </w:t>
+      </w:r>
+      <w:r>
+        <w:rPr>
+          <w:i/>
+          <w:iCs/>
+        </w:rPr>
+        <w:t xml:space="preserve">defensible</w:t>
+      </w:r>
+      <w:r>
+        <w:t xml:space="preserve"> </w:t>
+      </w:r>
+      <w:r>
+        <w:t xml:space="preserve">sentence — one that would survive the</w:t>
+      </w:r>
+      <w:r>
+        <w:t xml:space="preserve"> </w:t>
+      </w:r>
+      <w:r>
+        <w:t xml:space="preserve">“Saying It Out Loud”</w:t>
+      </w:r>
+      <w:r>
+        <w:t xml:space="preserve"> </w:t>
+      </w:r>
+      <w:r>
+        <w:t xml:space="preserve">slide from class.</w:t>
       </w:r>
     </w:p>
     <w:bookmarkEnd w:id="24"/>
-    <w:bookmarkStart w:id="25" w:name="part-6-confidence-interval-with-t.test"/>
+    <w:bookmarkStart w:id="25" w:name="wrap-up-questions-answer-in-comments"/>
     <w:p>
       <w:pPr>
         <w:pStyle w:val="Heading2"/>
       </w:pPr>
       <w:r>
-        <w:t xml:space="preserve">Part 6: Confidence Interval with</w:t>
-      </w:r>
-      <w:r>
-        <w:t xml:space="preserve"> </w:t>
-      </w:r>
-      <w:r>
-        <w:rPr>
-          <w:rStyle w:val="VerbatimChar"/>
-        </w:rPr>
-        <w:t xml:space="preserve">t.test()</w:t>
-      </w:r>
-    </w:p>
-    <w:p>
-      <w:pPr>
+        <w:t xml:space="preserve">Wrap-Up Questions (answer in comments)</w:t>
+      </w:r>
+    </w:p>
+    <w:p>
+      <w:pPr>
+        <w:pStyle w:val="Compact"/>
         <w:numPr>
           <w:ilvl w:val="0"/>
           <w:numId w:val="1006"/>
         </w:numPr>
       </w:pPr>
       <w:r>
-        <w:t xml:space="preserve">Run a two-sample t-test comparing injuries across the two groups:</w:t>
-      </w:r>
-    </w:p>
-    <w:p>
-      <w:pPr>
-        <w:pStyle w:val="SourceCode"/>
-        <w:numPr>
-          <w:ilvl w:val="0"/>
-          <w:numId w:val="1000"/>
-        </w:numPr>
-      </w:pPr>
-      <w:r>
-        <w:rPr>
-          <w:rStyle w:val="FunctionTok"/>
-        </w:rPr>
-        <w:t xml:space="preserve">t.test</w:t>
-      </w:r>
-      <w:r>
-        <w:rPr>
-          <w:rStyle w:val="NormalTok"/>
-        </w:rPr>
-        <w:t xml:space="preserve">(injuries </w:t>
-      </w:r>
-      <w:r>
-        <w:rPr>
-          <w:rStyle w:val="SpecialCharTok"/>
-        </w:rPr>
-        <w:t xml:space="preserve">~</w:t>
-      </w:r>
-      <w:r>
-        <w:rPr>
-          <w:rStyle w:val="NormalTok"/>
-        </w:rPr>
-        <w:t xml:space="preserve"> intox_any, </w:t>
-      </w:r>
-      <w:r>
-        <w:rPr>
-          <w:rStyle w:val="AttributeTok"/>
-        </w:rPr>
-        <w:t xml:space="preserve">data =</w:t>
-      </w:r>
-      <w:r>
-        <w:rPr>
-          <w:rStyle w:val="NormalTok"/>
-        </w:rPr>
-        <w:t xml:space="preserve"> crashes)</w:t>
-      </w:r>
-    </w:p>
-    <w:p>
-      <w:pPr>
+        <w:t xml:space="preserve">How does the confidence interval help us make an inference about the</w:t>
+      </w:r>
+      <w:r>
+        <w:t xml:space="preserve"> </w:t>
+      </w:r>
+      <w:r>
+        <w:rPr>
+          <w:i/>
+          <w:iCs/>
+        </w:rPr>
+        <w:t xml:space="preserve">population</w:t>
+      </w:r>
+      <w:r>
+        <w:t xml:space="preserve"> </w:t>
+      </w:r>
+      <w:r>
+        <w:t xml:space="preserve">of Alaska crashes, when we only ever see a sample?</w:t>
+      </w:r>
+    </w:p>
+    <w:p>
+      <w:pPr>
+        <w:pStyle w:val="Compact"/>
         <w:numPr>
           <w:ilvl w:val="0"/>
           <w:numId w:val="1006"/>
         </w:numPr>
       </w:pPr>
       <w:r>
-        <w:rPr>
-          <w:b/>
-          <w:bCs/>
-        </w:rPr>
-        <w:t xml:space="preserve">In a comment:</w:t>
-      </w:r>
-      <w:r>
-        <w:t xml:space="preserve"> </w:t>
-      </w:r>
-      <w:r>
-        <w:t xml:space="preserve">copy down the 95% confidence interval. Does it include 0? What does that tell us about the difference?</w:t>
-      </w:r>
-      <w:r>
-        <w:t xml:space="preserve"> </w:t>
-      </w:r>
-      <w:r>
-        <w:rPr>
-          <w:i/>
-          <w:iCs/>
-        </w:rPr>
-        <w:t xml:space="preserve">(Careful with direction: R computes group 0 − group 1 here, so compare the sign against your Part 5 histogram.)</w:t>
-      </w:r>
-    </w:p>
-    <w:bookmarkEnd w:id="25"/>
-    <w:bookmarkStart w:id="26" w:name="part-7-a-proportion-for-practice"/>
-    <w:p>
-      <w:pPr>
-        <w:pStyle w:val="Heading2"/>
-      </w:pPr>
-      <w:r>
-        <w:t xml:space="preserve">Part 7: A Proportion, for Practice</w:t>
-      </w:r>
-    </w:p>
-    <w:p>
-      <w:pPr>
-        <w:numPr>
-          <w:ilvl w:val="0"/>
-          <w:numId w:val="1007"/>
-        </w:numPr>
-      </w:pPr>
-      <w:r>
-        <w:t xml:space="preserve">Compute a 95% confidence interval for the</w:t>
-      </w:r>
-      <w:r>
-        <w:t xml:space="preserve"> </w:t>
-      </w:r>
-      <w:r>
-        <w:rPr>
-          <w:b/>
-          <w:bCs/>
-        </w:rPr>
-        <w:t xml:space="preserve">proportion of all crashes that involve an intoxicated driver</w:t>
-      </w:r>
-      <w:r>
-        <w:t xml:space="preserve">:</w:t>
-      </w:r>
-    </w:p>
-    <w:p>
-      <w:pPr>
-        <w:pStyle w:val="SourceCode"/>
-        <w:numPr>
-          <w:ilvl w:val="0"/>
-          <w:numId w:val="1000"/>
-        </w:numPr>
-      </w:pPr>
-      <w:r>
-        <w:rPr>
-          <w:rStyle w:val="FunctionTok"/>
-        </w:rPr>
-        <w:t xml:space="preserve">prop.test</w:t>
-      </w:r>
-      <w:r>
-        <w:rPr>
-          <w:rStyle w:val="NormalTok"/>
-        </w:rPr>
-        <w:t xml:space="preserve">(</w:t>
-      </w:r>
-      <w:r>
-        <w:rPr>
-          <w:rStyle w:val="FunctionTok"/>
-        </w:rPr>
-        <w:t xml:space="preserve">sum</w:t>
-      </w:r>
-      <w:r>
-        <w:rPr>
-          <w:rStyle w:val="NormalTok"/>
-        </w:rPr>
-        <w:t xml:space="preserve">(crashes</w:t>
-      </w:r>
-      <w:r>
-        <w:rPr>
-          <w:rStyle w:val="SpecialCharTok"/>
-        </w:rPr>
-        <w:t xml:space="preserve">$</w:t>
-      </w:r>
-      <w:r>
-        <w:rPr>
-          <w:rStyle w:val="NormalTok"/>
-        </w:rPr>
-        <w:t xml:space="preserve">intox_any), </w:t>
-      </w:r>
-      <w:r>
-        <w:rPr>
-          <w:rStyle w:val="AttributeTok"/>
-        </w:rPr>
-        <w:t xml:space="preserve">n =</w:t>
-      </w:r>
-      <w:r>
-        <w:rPr>
-          <w:rStyle w:val="NormalTok"/>
-        </w:rPr>
-        <w:t xml:space="preserve"> </w:t>
-      </w:r>
-      <w:r>
-        <w:rPr>
-          <w:rStyle w:val="FunctionTok"/>
-        </w:rPr>
-        <w:t xml:space="preserve">nrow</w:t>
-      </w:r>
-      <w:r>
-        <w:rPr>
-          <w:rStyle w:val="NormalTok"/>
-        </w:rPr>
-        <w:t xml:space="preserve">(crashes))</w:t>
-      </w:r>
-    </w:p>
-    <w:p>
-      <w:pPr>
-        <w:numPr>
-          <w:ilvl w:val="0"/>
-          <w:numId w:val="1007"/>
-        </w:numPr>
-      </w:pPr>
-      <w:r>
-        <w:rPr>
-          <w:b/>
-          <w:bCs/>
-        </w:rPr>
-        <w:t xml:space="preserve">In a comment:</w:t>
-      </w:r>
-      <w:r>
-        <w:t xml:space="preserve"> </w:t>
-      </w:r>
-      <w:r>
-        <w:t xml:space="preserve">report the interval in one</w:t>
-      </w:r>
-      <w:r>
-        <w:t xml:space="preserve"> </w:t>
-      </w:r>
-      <w:r>
-        <w:rPr>
-          <w:i/>
-          <w:iCs/>
-        </w:rPr>
-        <w:t xml:space="preserve">defensible</w:t>
-      </w:r>
-      <w:r>
-        <w:t xml:space="preserve"> </w:t>
-      </w:r>
-      <w:r>
-        <w:t xml:space="preserve">sentence — one that would survive the</w:t>
-      </w:r>
-      <w:r>
-        <w:t xml:space="preserve"> </w:t>
-      </w:r>
-      <w:r>
-        <w:t xml:space="preserve">“Saying It Out Loud”</w:t>
-      </w:r>
-      <w:r>
-        <w:t xml:space="preserve"> </w:t>
-      </w:r>
-      <w:r>
-        <w:t xml:space="preserve">slide from class.</w:t>
-      </w:r>
-    </w:p>
-    <w:bookmarkEnd w:id="26"/>
-    <w:bookmarkStart w:id="27" w:name="wrap-up-questions-answer-in-comments"/>
-    <w:p>
-      <w:pPr>
-        <w:pStyle w:val="Heading2"/>
-      </w:pPr>
-      <w:r>
-        <w:t xml:space="preserve">Wrap-Up Questions (answer in comments)</w:t>
+        <w:t xml:space="preserve">What would happen to the width of the CI if we doubled the sample size? Why?</w:t>
       </w:r>
     </w:p>
     <w:p>
@@ -1578,55 +1116,15 @@
         <w:pStyle w:val="Compact"/>
         <w:numPr>
           <w:ilvl w:val="0"/>
-          <w:numId w:val="1008"/>
+          <w:numId w:val="1006"/>
         </w:numPr>
       </w:pPr>
       <w:r>
-        <w:t xml:space="preserve">How does the confidence interval help us make an inference about the</w:t>
-      </w:r>
-      <w:r>
-        <w:t xml:space="preserve"> </w:t>
-      </w:r>
-      <w:r>
-        <w:rPr>
-          <w:i/>
-          <w:iCs/>
-        </w:rPr>
-        <w:t xml:space="preserve">population</w:t>
-      </w:r>
-      <w:r>
-        <w:t xml:space="preserve"> </w:t>
-      </w:r>
-      <w:r>
-        <w:t xml:space="preserve">of Alaska crashes, when we only ever see a sample?</w:t>
-      </w:r>
-    </w:p>
-    <w:p>
-      <w:pPr>
-        <w:pStyle w:val="Compact"/>
-        <w:numPr>
-          <w:ilvl w:val="0"/>
-          <w:numId w:val="1008"/>
-        </w:numPr>
-      </w:pPr>
-      <w:r>
-        <w:t xml:space="preserve">What would happen to the width of the CI if we doubled the sample size? Why?</w:t>
-      </w:r>
-    </w:p>
-    <w:p>
-      <w:pPr>
-        <w:pStyle w:val="Compact"/>
-        <w:numPr>
-          <w:ilvl w:val="0"/>
-          <w:numId w:val="1008"/>
-        </w:numPr>
-      </w:pPr>
-      <w:r>
         <w:t xml:space="preserve">How does this example compare to John Snow’s inference about the cholera pumps?</w:t>
       </w:r>
     </w:p>
-    <w:bookmarkEnd w:id="27"/>
-    <w:bookmarkStart w:id="30" w:name="r4ds-exercises-required"/>
+    <w:bookmarkEnd w:id="25"/>
+    <w:bookmarkStart w:id="27" w:name="r4ds-exercises-required"/>
     <w:p>
       <w:pPr>
         <w:pStyle w:val="Heading2"/>
@@ -1645,37 +1143,18 @@
       <w:r>
         <w:t xml:space="preserve"> </w:t>
       </w:r>
-      <w:hyperlink r:id="rId28">
+      <w:hyperlink r:id="rId26">
         <w:r>
           <w:rPr>
             <w:rStyle w:val="Hyperlink"/>
             <w:b/>
             <w:bCs/>
           </w:rPr>
-          <w:t xml:space="preserve">Ch. 19 — Joins</w:t>
+          <w:t xml:space="preserve">Ch. 16, Factors</w:t>
         </w:r>
       </w:hyperlink>
       <w:r>
-        <w:t xml:space="preserve"> </w:t>
-      </w:r>
-      <w:r>
-        <w:t xml:space="preserve">and</w:t>
-      </w:r>
-      <w:r>
-        <w:t xml:space="preserve"> </w:t>
-      </w:r>
-      <w:hyperlink r:id="rId29">
-        <w:r>
-          <w:rPr>
-            <w:rStyle w:val="Hyperlink"/>
-            <w:b/>
-            <w:bCs/>
-          </w:rPr>
-          <w:t xml:space="preserve">Ch. 18 — Missing values</w:t>
-        </w:r>
-      </w:hyperlink>
-      <w:r>
-        <w:t xml:space="preserve">. These use</w:t>
+        <w:t xml:space="preserve">. No new packages: the</w:t>
       </w:r>
       <w:r>
         <w:t xml:space="preserve"> </w:t>
@@ -1684,13 +1163,13 @@
         <w:rPr>
           <w:rStyle w:val="VerbatimChar"/>
         </w:rPr>
-        <w:t xml:space="preserve">nycflights13</w:t>
-      </w:r>
-      <w:r>
-        <w:t xml:space="preserve"> </w:t>
-      </w:r>
-      <w:r>
-        <w:t xml:space="preserve">again (installed for Homework 2).</w:t>
+        <w:t xml:space="preserve">gss_cat</w:t>
+      </w:r>
+      <w:r>
+        <w:t xml:space="preserve"> </w:t>
+      </w:r>
+      <w:r>
+        <w:t xml:space="preserve">survey data ships with the tidyverse. All four exercises are about one idea from today: the order of the groups is a choice you make, not something R knows.</w:t>
       </w:r>
     </w:p>
     <w:p>
@@ -1755,25 +1234,14 @@
         <w:t xml:space="preserve"> </w:t>
       </w:r>
       <w:r>
-        <w:t xml:space="preserve">header. All four circle one question:</w:t>
-      </w:r>
-      <w:r>
-        <w:t xml:space="preserve"> </w:t>
-      </w:r>
-      <w:r>
-        <w:rPr>
-          <w:i/>
-          <w:iCs/>
-        </w:rPr>
-        <w:t xml:space="preserve">which rows didn’t match, and why?</w:t>
-      </w:r>
-    </w:p>
-    <w:p>
-      <w:pPr>
-        <w:pStyle w:val="Compact"/>
+        <w:t xml:space="preserve">header.</w:t>
+      </w:r>
+    </w:p>
+    <w:p>
+      <w:pPr>
         <w:numPr>
           <w:ilvl w:val="0"/>
-          <w:numId w:val="1009"/>
+          <w:numId w:val="1007"/>
         </w:numPr>
       </w:pPr>
       <w:r>
@@ -1781,13 +1249,13 @@
           <w:b/>
           <w:bCs/>
         </w:rPr>
-        <w:t xml:space="preserve">19.2.4</w:t>
-      </w:r>
-      <w:r>
-        <w:t xml:space="preserve"> </w:t>
-      </w:r>
-      <w:r>
-        <w:t xml:space="preserve">#1 — how do</w:t>
+        <w:t xml:space="preserve">16.3.1</w:t>
+      </w:r>
+      <w:r>
+        <w:t xml:space="preserve"> </w:t>
+      </w:r>
+      <w:r>
+        <w:t xml:space="preserve">#2 — what is the most common</w:t>
       </w:r>
       <w:r>
         <w:t xml:space="preserve"> </w:t>
@@ -1796,7 +1264,31 @@
         <w:rPr>
           <w:rStyle w:val="VerbatimChar"/>
         </w:rPr>
-        <w:t xml:space="preserve">weather</w:t>
+        <w:t xml:space="preserve">relig</w:t>
+      </w:r>
+      <w:r>
+        <w:t xml:space="preserve"> </w:t>
+      </w:r>
+      <w:r>
+        <w:t xml:space="preserve">in this survey? The most common</w:t>
+      </w:r>
+      <w:r>
+        <w:t xml:space="preserve"> </w:t>
+      </w:r>
+      <w:r>
+        <w:rPr>
+          <w:rStyle w:val="VerbatimChar"/>
+        </w:rPr>
+        <w:t xml:space="preserve">partyid</w:t>
+      </w:r>
+      <w:r>
+        <w:t xml:space="preserve">? (</w:t>
+      </w:r>
+      <w:r>
+        <w:rPr>
+          <w:rStyle w:val="VerbatimChar"/>
+        </w:rPr>
+        <w:t xml:space="preserve">count()</w:t>
       </w:r>
       <w:r>
         <w:t xml:space="preserve"> </w:t>
@@ -1811,21 +1303,20 @@
         <w:rPr>
           <w:rStyle w:val="VerbatimChar"/>
         </w:rPr>
-        <w:t xml:space="preserve">airports</w:t>
-      </w:r>
-      <w:r>
-        <w:t xml:space="preserve"> </w:t>
-      </w:r>
-      <w:r>
-        <w:t xml:space="preserve">relate? Name the key.</w:t>
-      </w:r>
-    </w:p>
-    <w:p>
-      <w:pPr>
-        <w:pStyle w:val="Compact"/>
+        <w:t xml:space="preserve">arrange()</w:t>
+      </w:r>
+      <w:r>
+        <w:t xml:space="preserve"> </w:t>
+      </w:r>
+      <w:r>
+        <w:t xml:space="preserve">will do it.)</w:t>
+      </w:r>
+    </w:p>
+    <w:p>
+      <w:pPr>
         <w:numPr>
           <w:ilvl w:val="0"/>
-          <w:numId w:val="1009"/>
+          <w:numId w:val="1007"/>
         </w:numPr>
       </w:pPr>
       <w:r>
@@ -1833,21 +1324,47 @@
           <w:b/>
           <w:bCs/>
         </w:rPr>
-        <w:t xml:space="preserve">19.3.4</w:t>
-      </w:r>
-      <w:r>
-        <w:t xml:space="preserve"> </w:t>
-      </w:r>
-      <w:r>
-        <w:t xml:space="preserve">#3 — does every departing flight have weather data?</w:t>
-      </w:r>
-    </w:p>
-    <w:p>
-      <w:pPr>
-        <w:pStyle w:val="Compact"/>
+        <w:t xml:space="preserve">16.3.1</w:t>
+      </w:r>
+      <w:r>
+        <w:t xml:space="preserve"> </w:t>
+      </w:r>
+      <w:r>
+        <w:t xml:space="preserve">#1 — make the default bar chart of</w:t>
+      </w:r>
+      <w:r>
+        <w:t xml:space="preserve"> </w:t>
+      </w:r>
+      <w:r>
+        <w:rPr>
+          <w:rStyle w:val="VerbatimChar"/>
+        </w:rPr>
+        <w:t xml:space="preserve">rincome</w:t>
+      </w:r>
+      <w:r>
+        <w:t xml:space="preserve">. What makes it hard to read? How could you improve it? (Hint: the two problems are the overlapping labels and the order of the levels.</w:t>
+      </w:r>
+      <w:r>
+        <w:t xml:space="preserve"> </w:t>
+      </w:r>
+      <w:r>
+        <w:rPr>
+          <w:rStyle w:val="VerbatimChar"/>
+        </w:rPr>
+        <w:t xml:space="preserve">aes(y = rincome)</w:t>
+      </w:r>
+      <w:r>
+        <w:t xml:space="preserve"> </w:t>
+      </w:r>
+      <w:r>
+        <w:t xml:space="preserve">fixes the first one.)</w:t>
+      </w:r>
+    </w:p>
+    <w:p>
+      <w:pPr>
         <w:numPr>
           <w:ilvl w:val="0"/>
-          <w:numId w:val="1009"/>
+          <w:numId w:val="1007"/>
         </w:numPr>
       </w:pPr>
       <w:r>
@@ -1855,13 +1372,13 @@
           <w:b/>
           <w:bCs/>
         </w:rPr>
-        <w:t xml:space="preserve">19.3.4</w:t>
-      </w:r>
-      <w:r>
-        <w:t xml:space="preserve"> </w:t>
-      </w:r>
-      <w:r>
-        <w:t xml:space="preserve">#4 — tail numbers with no match in</w:t>
+        <w:t xml:space="preserve">16.4.1</w:t>
+      </w:r>
+      <w:r>
+        <w:t xml:space="preserve"> </w:t>
+      </w:r>
+      <w:r>
+        <w:t xml:space="preserve">#2 — for each of the six factor columns in</w:t>
       </w:r>
       <w:r>
         <w:t xml:space="preserve"> </w:t>
@@ -1870,18 +1387,119 @@
         <w:rPr>
           <w:rStyle w:val="VerbatimChar"/>
         </w:rPr>
-        <w:t xml:space="preserve">planes</w:t>
-      </w:r>
-      <w:r>
-        <w:t xml:space="preserve">: what do they have in common?</w:t>
-      </w:r>
-    </w:p>
-    <w:p>
-      <w:pPr>
-        <w:pStyle w:val="Compact"/>
+        <w:t xml:space="preserve">gss_cat</w:t>
+      </w:r>
+      <w:r>
+        <w:t xml:space="preserve"> </w:t>
+      </w:r>
+      <w:r>
+        <w:t xml:space="preserve">(</w:t>
+      </w:r>
+      <w:r>
+        <w:rPr>
+          <w:rStyle w:val="VerbatimChar"/>
+        </w:rPr>
+        <w:t xml:space="preserve">marital</w:t>
+      </w:r>
+      <w:r>
+        <w:t xml:space="preserve">,</w:t>
+      </w:r>
+      <w:r>
+        <w:t xml:space="preserve"> </w:t>
+      </w:r>
+      <w:r>
+        <w:rPr>
+          <w:rStyle w:val="VerbatimChar"/>
+        </w:rPr>
+        <w:t xml:space="preserve">race</w:t>
+      </w:r>
+      <w:r>
+        <w:t xml:space="preserve">,</w:t>
+      </w:r>
+      <w:r>
+        <w:t xml:space="preserve"> </w:t>
+      </w:r>
+      <w:r>
+        <w:rPr>
+          <w:rStyle w:val="VerbatimChar"/>
+        </w:rPr>
+        <w:t xml:space="preserve">rincome</w:t>
+      </w:r>
+      <w:r>
+        <w:t xml:space="preserve">,</w:t>
+      </w:r>
+      <w:r>
+        <w:t xml:space="preserve"> </w:t>
+      </w:r>
+      <w:r>
+        <w:rPr>
+          <w:rStyle w:val="VerbatimChar"/>
+        </w:rPr>
+        <w:t xml:space="preserve">partyid</w:t>
+      </w:r>
+      <w:r>
+        <w:t xml:space="preserve">,</w:t>
+      </w:r>
+      <w:r>
+        <w:t xml:space="preserve"> </w:t>
+      </w:r>
+      <w:r>
+        <w:rPr>
+          <w:rStyle w:val="VerbatimChar"/>
+        </w:rPr>
+        <w:t xml:space="preserve">relig</w:t>
+      </w:r>
+      <w:r>
+        <w:t xml:space="preserve">,</w:t>
+      </w:r>
+      <w:r>
+        <w:t xml:space="preserve"> </w:t>
+      </w:r>
+      <w:r>
+        <w:rPr>
+          <w:rStyle w:val="VerbatimChar"/>
+        </w:rPr>
+        <w:t xml:space="preserve">denom</w:t>
+      </w:r>
+      <w:r>
+        <w:t xml:space="preserve">), is the order of the levels arbitrary or principled? One comment line each.</w:t>
+      </w:r>
+      <w:r>
+        <w:t xml:space="preserve"> </w:t>
+      </w:r>
+      <w:r>
+        <w:rPr>
+          <w:rStyle w:val="VerbatimChar"/>
+        </w:rPr>
+        <w:t xml:space="preserve">count()</w:t>
+      </w:r>
+      <w:r>
+        <w:t xml:space="preserve"> </w:t>
+      </w:r>
+      <w:r>
+        <w:t xml:space="preserve">the column, or run</w:t>
+      </w:r>
+      <w:r>
+        <w:t xml:space="preserve"> </w:t>
+      </w:r>
+      <w:r>
+        <w:rPr>
+          <w:rStyle w:val="VerbatimChar"/>
+        </w:rPr>
+        <w:t xml:space="preserve">levels()</w:t>
+      </w:r>
+      <w:r>
+        <w:t xml:space="preserve"> </w:t>
+      </w:r>
+      <w:r>
+        <w:t xml:space="preserve">on it, to see the order.</w:t>
+      </w:r>
+    </w:p>
+    <w:p>
+      <w:pPr>
         <w:numPr>
           <w:ilvl w:val="0"/>
-          <w:numId w:val="1009"/>
+          <w:numId w:val="1007"/>
         </w:numPr>
       </w:pPr>
       <w:r>
@@ -1889,13 +1507,444 @@
           <w:b/>
           <w:bCs/>
         </w:rPr>
-        <w:t xml:space="preserve">18.3.4</w:t>
-      </w:r>
-      <w:r>
-        <w:t xml:space="preserve"> </w:t>
-      </w:r>
-      <w:r>
-        <w:t xml:space="preserve">#1 — is that missingness related to carrier? Do this one right after 19.3.4 #4; they are the same investigation from two directions.</w:t>
+        <w:t xml:space="preserve">16.5.1</w:t>
+      </w:r>
+      <w:r>
+        <w:t xml:space="preserve"> </w:t>
+      </w:r>
+      <w:r>
+        <w:t xml:space="preserve">#2 — collapse</w:t>
+      </w:r>
+      <w:r>
+        <w:t xml:space="preserve"> </w:t>
+      </w:r>
+      <w:r>
+        <w:rPr>
+          <w:rStyle w:val="VerbatimChar"/>
+        </w:rPr>
+        <w:t xml:space="preserve">rincome</w:t>
+      </w:r>
+      <w:r>
+        <w:t xml:space="preserve"> </w:t>
+      </w:r>
+      <w:r>
+        <w:t xml:space="preserve">into a small set of categories. Start from this, which runs as-is:</w:t>
+      </w:r>
+    </w:p>
+    <w:p>
+      <w:pPr>
+        <w:pStyle w:val="SourceCode"/>
+        <w:numPr>
+          <w:ilvl w:val="0"/>
+          <w:numId w:val="1000"/>
+        </w:numPr>
+      </w:pPr>
+      <w:r>
+        <w:rPr>
+          <w:rStyle w:val="NormalTok"/>
+        </w:rPr>
+        <w:t xml:space="preserve">gss_cat </w:t>
+      </w:r>
+      <w:r>
+        <w:rPr>
+          <w:rStyle w:val="SpecialCharTok"/>
+        </w:rPr>
+        <w:t xml:space="preserve">|&gt;</w:t>
+      </w:r>
+      <w:r>
+        <w:br/>
+      </w:r>
+      <w:r>
+        <w:rPr>
+          <w:rStyle w:val="NormalTok"/>
+        </w:rPr>
+        <w:t xml:space="preserve">  </w:t>
+      </w:r>
+      <w:r>
+        <w:rPr>
+          <w:rStyle w:val="FunctionTok"/>
+        </w:rPr>
+        <w:t xml:space="preserve">mutate</w:t>
+      </w:r>
+      <w:r>
+        <w:rPr>
+          <w:rStyle w:val="NormalTok"/>
+        </w:rPr>
+        <w:t xml:space="preserve">(</w:t>
+      </w:r>
+      <w:r>
+        <w:rPr>
+          <w:rStyle w:val="AttributeTok"/>
+        </w:rPr>
+        <w:t xml:space="preserve">rincome2 =</w:t>
+      </w:r>
+      <w:r>
+        <w:rPr>
+          <w:rStyle w:val="NormalTok"/>
+        </w:rPr>
+        <w:t xml:space="preserve"> </w:t>
+      </w:r>
+      <w:r>
+        <w:rPr>
+          <w:rStyle w:val="FunctionTok"/>
+        </w:rPr>
+        <w:t xml:space="preserve">fct_collapse</w:t>
+      </w:r>
+      <w:r>
+        <w:rPr>
+          <w:rStyle w:val="NormalTok"/>
+        </w:rPr>
+        <w:t xml:space="preserve">(rincome,</w:t>
+      </w:r>
+      <w:r>
+        <w:br/>
+      </w:r>
+      <w:r>
+        <w:rPr>
+          <w:rStyle w:val="NormalTok"/>
+        </w:rPr>
+        <w:t xml:space="preserve">    </w:t>
+      </w:r>
+      <w:r>
+        <w:rPr>
+          <w:rStyle w:val="StringTok"/>
+        </w:rPr>
+        <w:t xml:space="preserve">"Unknown"</w:t>
+      </w:r>
+      <w:r>
+        <w:rPr>
+          <w:rStyle w:val="NormalTok"/>
+        </w:rPr>
+        <w:t xml:space="preserve">       </w:t>
+      </w:r>
+      <w:r>
+        <w:rPr>
+          <w:rStyle w:val="OtherTok"/>
+        </w:rPr>
+        <w:t xml:space="preserve">=</w:t>
+      </w:r>
+      <w:r>
+        <w:rPr>
+          <w:rStyle w:val="NormalTok"/>
+        </w:rPr>
+        <w:t xml:space="preserve"> </w:t>
+      </w:r>
+      <w:r>
+        <w:rPr>
+          <w:rStyle w:val="FunctionTok"/>
+        </w:rPr>
+        <w:t xml:space="preserve">c</w:t>
+      </w:r>
+      <w:r>
+        <w:rPr>
+          <w:rStyle w:val="NormalTok"/>
+        </w:rPr>
+        <w:t xml:space="preserve">(</w:t>
+      </w:r>
+      <w:r>
+        <w:rPr>
+          <w:rStyle w:val="StringTok"/>
+        </w:rPr>
+        <w:t xml:space="preserve">"No answer"</w:t>
+      </w:r>
+      <w:r>
+        <w:rPr>
+          <w:rStyle w:val="NormalTok"/>
+        </w:rPr>
+        <w:t xml:space="preserve">, </w:t>
+      </w:r>
+      <w:r>
+        <w:rPr>
+          <w:rStyle w:val="StringTok"/>
+        </w:rPr>
+        <w:t xml:space="preserve">"Don't know"</w:t>
+      </w:r>
+      <w:r>
+        <w:rPr>
+          <w:rStyle w:val="NormalTok"/>
+        </w:rPr>
+        <w:t xml:space="preserve">, </w:t>
+      </w:r>
+      <w:r>
+        <w:rPr>
+          <w:rStyle w:val="StringTok"/>
+        </w:rPr>
+        <w:t xml:space="preserve">"Refused"</w:t>
+      </w:r>
+      <w:r>
+        <w:rPr>
+          <w:rStyle w:val="NormalTok"/>
+        </w:rPr>
+        <w:t xml:space="preserve">, </w:t>
+      </w:r>
+      <w:r>
+        <w:rPr>
+          <w:rStyle w:val="StringTok"/>
+        </w:rPr>
+        <w:t xml:space="preserve">"Not applicable"</w:t>
+      </w:r>
+      <w:r>
+        <w:rPr>
+          <w:rStyle w:val="NormalTok"/>
+        </w:rPr>
+        <w:t xml:space="preserve">),</w:t>
+      </w:r>
+      <w:r>
+        <w:br/>
+      </w:r>
+      <w:r>
+        <w:rPr>
+          <w:rStyle w:val="NormalTok"/>
+        </w:rPr>
+        <w:t xml:space="preserve">    </w:t>
+      </w:r>
+      <w:r>
+        <w:rPr>
+          <w:rStyle w:val="StringTok"/>
+        </w:rPr>
+        <w:t xml:space="preserve">"Under $10,000"</w:t>
+      </w:r>
+      <w:r>
+        <w:rPr>
+          <w:rStyle w:val="NormalTok"/>
+        </w:rPr>
+        <w:t xml:space="preserve"> </w:t>
+      </w:r>
+      <w:r>
+        <w:rPr>
+          <w:rStyle w:val="OtherTok"/>
+        </w:rPr>
+        <w:t xml:space="preserve">=</w:t>
+      </w:r>
+      <w:r>
+        <w:rPr>
+          <w:rStyle w:val="NormalTok"/>
+        </w:rPr>
+        <w:t xml:space="preserve"> </w:t>
+      </w:r>
+      <w:r>
+        <w:rPr>
+          <w:rStyle w:val="FunctionTok"/>
+        </w:rPr>
+        <w:t xml:space="preserve">c</w:t>
+      </w:r>
+      <w:r>
+        <w:rPr>
+          <w:rStyle w:val="NormalTok"/>
+        </w:rPr>
+        <w:t xml:space="preserve">(</w:t>
+      </w:r>
+      <w:r>
+        <w:rPr>
+          <w:rStyle w:val="StringTok"/>
+        </w:rPr>
+        <w:t xml:space="preserve">"Lt $1000"</w:t>
+      </w:r>
+      <w:r>
+        <w:rPr>
+          <w:rStyle w:val="NormalTok"/>
+        </w:rPr>
+        <w:t xml:space="preserve">, </w:t>
+      </w:r>
+      <w:r>
+        <w:rPr>
+          <w:rStyle w:val="StringTok"/>
+        </w:rPr>
+        <w:t xml:space="preserve">"$1000 to 2999"</w:t>
+      </w:r>
+      <w:r>
+        <w:rPr>
+          <w:rStyle w:val="NormalTok"/>
+        </w:rPr>
+        <w:t xml:space="preserve">, </w:t>
+      </w:r>
+      <w:r>
+        <w:rPr>
+          <w:rStyle w:val="StringTok"/>
+        </w:rPr>
+        <w:t xml:space="preserve">"$3000 to 3999"</w:t>
+      </w:r>
+      <w:r>
+        <w:rPr>
+          <w:rStyle w:val="NormalTok"/>
+        </w:rPr>
+        <w:t xml:space="preserve">, </w:t>
+      </w:r>
+      <w:r>
+        <w:rPr>
+          <w:rStyle w:val="StringTok"/>
+        </w:rPr>
+        <w:t xml:space="preserve">"$4000 to 4999"</w:t>
+      </w:r>
+      <w:r>
+        <w:rPr>
+          <w:rStyle w:val="NormalTok"/>
+        </w:rPr>
+        <w:t xml:space="preserve">,</w:t>
+      </w:r>
+      <w:r>
+        <w:br/>
+      </w:r>
+      <w:r>
+        <w:rPr>
+          <w:rStyle w:val="NormalTok"/>
+        </w:rPr>
+        <w:t xml:space="preserve">                        </w:t>
+      </w:r>
+      <w:r>
+        <w:rPr>
+          <w:rStyle w:val="StringTok"/>
+        </w:rPr>
+        <w:t xml:space="preserve">"$5000 to 5999"</w:t>
+      </w:r>
+      <w:r>
+        <w:rPr>
+          <w:rStyle w:val="NormalTok"/>
+        </w:rPr>
+        <w:t xml:space="preserve">, </w:t>
+      </w:r>
+      <w:r>
+        <w:rPr>
+          <w:rStyle w:val="StringTok"/>
+        </w:rPr>
+        <w:t xml:space="preserve">"$6000 to 6999"</w:t>
+      </w:r>
+      <w:r>
+        <w:rPr>
+          <w:rStyle w:val="NormalTok"/>
+        </w:rPr>
+        <w:t xml:space="preserve">, </w:t>
+      </w:r>
+      <w:r>
+        <w:rPr>
+          <w:rStyle w:val="StringTok"/>
+        </w:rPr>
+        <w:t xml:space="preserve">"$7000 to 7999"</w:t>
+      </w:r>
+      <w:r>
+        <w:rPr>
+          <w:rStyle w:val="NormalTok"/>
+        </w:rPr>
+        <w:t xml:space="preserve">, </w:t>
+      </w:r>
+      <w:r>
+        <w:rPr>
+          <w:rStyle w:val="StringTok"/>
+        </w:rPr>
+        <w:t xml:space="preserve">"$8000 to 9999"</w:t>
+      </w:r>
+      <w:r>
+        <w:rPr>
+          <w:rStyle w:val="NormalTok"/>
+        </w:rPr>
+        <w:t xml:space="preserve">)</w:t>
+      </w:r>
+      <w:r>
+        <w:br/>
+      </w:r>
+      <w:r>
+        <w:rPr>
+          <w:rStyle w:val="NormalTok"/>
+        </w:rPr>
+        <w:t xml:space="preserve">  )) </w:t>
+      </w:r>
+      <w:r>
+        <w:rPr>
+          <w:rStyle w:val="SpecialCharTok"/>
+        </w:rPr>
+        <w:t xml:space="preserve">|&gt;</w:t>
+      </w:r>
+      <w:r>
+        <w:br/>
+      </w:r>
+      <w:r>
+        <w:rPr>
+          <w:rStyle w:val="NormalTok"/>
+        </w:rPr>
+        <w:t xml:space="preserve">  </w:t>
+      </w:r>
+      <w:r>
+        <w:rPr>
+          <w:rStyle w:val="FunctionTok"/>
+        </w:rPr>
+        <w:t xml:space="preserve">count</w:t>
+      </w:r>
+      <w:r>
+        <w:rPr>
+          <w:rStyle w:val="NormalTok"/>
+        </w:rPr>
+        <w:t xml:space="preserve">(rincome2)</w:t>
+      </w:r>
+    </w:p>
+    <w:p>
+      <w:pPr>
+        <w:numPr>
+          <w:ilvl w:val="0"/>
+          <w:numId w:val="1000"/>
+        </w:numPr>
+      </w:pPr>
+      <w:r>
+        <w:t xml:space="preserve">Then add the four remaining bands (</w:t>
+      </w:r>
+      <w:r>
+        <w:rPr>
+          <w:rStyle w:val="VerbatimChar"/>
+        </w:rPr>
+        <w:t xml:space="preserve">"$10000 - 14999"</w:t>
+      </w:r>
+      <w:r>
+        <w:t xml:space="preserve">,</w:t>
+      </w:r>
+      <w:r>
+        <w:t xml:space="preserve"> </w:t>
+      </w:r>
+      <w:r>
+        <w:rPr>
+          <w:rStyle w:val="VerbatimChar"/>
+        </w:rPr>
+        <w:t xml:space="preserve">"$15000 - 19999"</w:t>
+      </w:r>
+      <w:r>
+        <w:t xml:space="preserve">,</w:t>
+      </w:r>
+      <w:r>
+        <w:t xml:space="preserve"> </w:t>
+      </w:r>
+      <w:r>
+        <w:rPr>
+          <w:rStyle w:val="VerbatimChar"/>
+        </w:rPr>
+        <w:t xml:space="preserve">"$20000 - 24999"</w:t>
+      </w:r>
+      <w:r>
+        <w:t xml:space="preserve">,</w:t>
+      </w:r>
+      <w:r>
+        <w:t xml:space="preserve"> </w:t>
+      </w:r>
+      <w:r>
+        <w:rPr>
+          <w:rStyle w:val="VerbatimChar"/>
+        </w:rPr>
+        <w:t xml:space="preserve">"$25000 or more"</w:t>
+      </w:r>
+      <w:r>
+        <w:t xml:space="preserve">) into one or two groups of your choosing, and run</w:t>
+      </w:r>
+      <w:r>
+        <w:t xml:space="preserve"> </w:t>
+      </w:r>
+      <w:r>
+        <w:rPr>
+          <w:rStyle w:val="VerbatimChar"/>
+        </w:rPr>
+        <w:t xml:space="preserve">count()</w:t>
+      </w:r>
+      <w:r>
+        <w:t xml:space="preserve"> </w:t>
+      </w:r>
+      <w:r>
+        <w:t xml:space="preserve">again.</w:t>
       </w:r>
     </w:p>
     <w:p>
@@ -1903,10 +1952,10 @@
         <w:pStyle w:val="FirstParagraph"/>
       </w:pPr>
       <w:r>
-        <w:t xml:space="preserve">This is the skill Session 7’s workshop leans on hardest: joining files that don’t line up cleanly.</w:t>
-      </w:r>
-    </w:p>
-    <w:bookmarkEnd w:id="30"/>
+        <w:t xml:space="preserve">Chapter 16 has more exercises than these. Skip them; these four are the ones worth your time.</w:t>
+      </w:r>
+    </w:p>
+    <w:bookmarkEnd w:id="27"/>
     <w:sectPr>
       <w:footnotePr>
         <w:numRestart w:val="eachSect"/>
@@ -2389,66 +2438,6 @@
     </w:lvlOverride>
   </w:num>
   <w:num w:numId="1007">
-    <w:abstractNumId w:val="99411"/>
-    <w:lvlOverride w:ilvl="0">
-      <w:startOverride w:val="1"/>
-    </w:lvlOverride>
-    <w:lvlOverride w:ilvl="1">
-      <w:startOverride w:val="1"/>
-    </w:lvlOverride>
-    <w:lvlOverride w:ilvl="2">
-      <w:startOverride w:val="1"/>
-    </w:lvlOverride>
-    <w:lvlOverride w:ilvl="3">
-      <w:startOverride w:val="1"/>
-    </w:lvlOverride>
-    <w:lvlOverride w:ilvl="4">
-      <w:startOverride w:val="1"/>
-    </w:lvlOverride>
-    <w:lvlOverride w:ilvl="5">
-      <w:startOverride w:val="1"/>
-    </w:lvlOverride>
-    <w:lvlOverride w:ilvl="6">
-      <w:startOverride w:val="1"/>
-    </w:lvlOverride>
-    <w:lvlOverride w:ilvl="7">
-      <w:startOverride w:val="1"/>
-    </w:lvlOverride>
-    <w:lvlOverride w:ilvl="8">
-      <w:startOverride w:val="1"/>
-    </w:lvlOverride>
-  </w:num>
-  <w:num w:numId="1008">
-    <w:abstractNumId w:val="99411"/>
-    <w:lvlOverride w:ilvl="0">
-      <w:startOverride w:val="1"/>
-    </w:lvlOverride>
-    <w:lvlOverride w:ilvl="1">
-      <w:startOverride w:val="1"/>
-    </w:lvlOverride>
-    <w:lvlOverride w:ilvl="2">
-      <w:startOverride w:val="1"/>
-    </w:lvlOverride>
-    <w:lvlOverride w:ilvl="3">
-      <w:startOverride w:val="1"/>
-    </w:lvlOverride>
-    <w:lvlOverride w:ilvl="4">
-      <w:startOverride w:val="1"/>
-    </w:lvlOverride>
-    <w:lvlOverride w:ilvl="5">
-      <w:startOverride w:val="1"/>
-    </w:lvlOverride>
-    <w:lvlOverride w:ilvl="6">
-      <w:startOverride w:val="1"/>
-    </w:lvlOverride>
-    <w:lvlOverride w:ilvl="7">
-      <w:startOverride w:val="1"/>
-    </w:lvlOverride>
-    <w:lvlOverride w:ilvl="8">
-      <w:startOverride w:val="1"/>
-    </w:lvlOverride>
-  </w:num>
-  <w:num w:numId="1009">
     <w:abstractNumId w:val="991"/>
   </w:num>
 </w:numbering>
